--- a/RVfpga/RVfpgaEL2/RVfpga_NexysVideo-NoDDR/Labs/Lab11/RVfpga_Lab11_VeeR-EL2_NexysVideo-NoDDR.docx
+++ b/RVfpga/RVfpgaEL2/RVfpga_NexysVideo-NoDDR/Labs/Lab11/RVfpga_Lab11_VeeR-EL2_NexysVideo-NoDDR.docx
@@ -3243,7 +3243,7 @@
           <w:i/>
           <w:iCs/>
         </w:rPr>
-        <w:t>[</w:t>
+        <w:t>[RVfpgaEL2</w:t>
       </w:r>
       <w:r>
         <w:rPr>
@@ -3251,7 +3251,7 @@
           <w:i/>
           <w:iCs/>
         </w:rPr>
-        <w:t>RVfpgaEL2NexysA7DDRPath</w:t>
+        <w:t>Nexys Video</w:t>
       </w:r>
       <w:r>
         <w:rPr>
@@ -3259,7 +3259,7 @@
           <w:i/>
           <w:iCs/>
         </w:rPr>
-        <w:t>]</w:t>
+        <w:t>VideoNoDDRPath]</w:t>
       </w:r>
       <w:r>
         <w:rPr>
@@ -3569,7 +3569,7 @@
           <v:shape id="_x0000_i1025" type="#_x0000_t75" style="width:566.1pt;height:214.6pt" o:ole="">
             <v:imagedata r:id="rId13" o:title=""/>
           </v:shape>
-          <o:OLEObject Type="Embed" ProgID="Visio.Drawing.15" ShapeID="_x0000_i1025" DrawAspect="Content" ObjectID="_1821804169" r:id="rId14"/>
+          <o:OLEObject Type="Embed" ProgID="Visio.Drawing.15" ShapeID="_x0000_i1025" DrawAspect="Content" ObjectID="_1821806342" r:id="rId14"/>
         </w:object>
       </w:r>
     </w:p>
@@ -3904,10 +3904,12 @@
           <w:iCs w:val="0"/>
         </w:rPr>
         <w:sectPr>
-          <w:headerReference w:type="default" r:id="rId15"/>
-          <w:footerReference w:type="default" r:id="rId16"/>
-          <w:headerReference w:type="first" r:id="rId17"/>
-          <w:footerReference w:type="first" r:id="rId18"/>
+          <w:headerReference w:type="even" r:id="rId15"/>
+          <w:headerReference w:type="default" r:id="rId16"/>
+          <w:footerReference w:type="even" r:id="rId17"/>
+          <w:footerReference w:type="default" r:id="rId18"/>
+          <w:headerReference w:type="first" r:id="rId19"/>
+          <w:footerReference w:type="first" r:id="rId20"/>
           <w:pgSz w:w="11906" w:h="16838"/>
           <w:pgMar w:top="1800" w:right="1440" w:bottom="1440" w:left="1418" w:header="706" w:footer="389" w:gutter="0"/>
           <w:cols w:space="720"/>
@@ -3926,9 +3928,9 @@
       <w:r>
         <w:object w:dxaOrig="27252" w:dyaOrig="11221" w14:anchorId="66A7DE32">
           <v:shape id="_x0000_i1026" type="#_x0000_t75" style="width:840.7pt;height:346.6pt" o:ole="">
-            <v:imagedata r:id="rId19" o:title=""/>
+            <v:imagedata r:id="rId21" o:title=""/>
           </v:shape>
-          <o:OLEObject Type="Embed" ProgID="Visio.Drawing.15" ShapeID="_x0000_i1026" DrawAspect="Content" ObjectID="_1821804170" r:id="rId20"/>
+          <o:OLEObject Type="Embed" ProgID="Visio.Drawing.15" ShapeID="_x0000_i1026" DrawAspect="Content" ObjectID="_1821806343" r:id="rId22"/>
         </w:object>
       </w:r>
     </w:p>
@@ -4291,9 +4293,9 @@
       <w:r>
         <w:object w:dxaOrig="29290" w:dyaOrig="22283" w14:anchorId="5DFF5757">
           <v:shape id="_x0000_i1027" type="#_x0000_t75" style="width:451.05pt;height:343.05pt" o:ole="">
-            <v:imagedata r:id="rId21" o:title=""/>
+            <v:imagedata r:id="rId23" o:title=""/>
           </v:shape>
-          <o:OLEObject Type="Embed" ProgID="Visio.Drawing.15" ShapeID="_x0000_i1027" DrawAspect="Content" ObjectID="_1821804171" r:id="rId22"/>
+          <o:OLEObject Type="Embed" ProgID="Visio.Drawing.15" ShapeID="_x0000_i1027" DrawAspect="Content" ObjectID="_1821806344" r:id="rId24"/>
         </w:object>
       </w:r>
     </w:p>
@@ -5384,10 +5386,10 @@
           <w:iCs w:val="0"/>
         </w:rPr>
         <w:sectPr>
-          <w:headerReference w:type="default" r:id="rId23"/>
-          <w:footerReference w:type="default" r:id="rId24"/>
-          <w:headerReference w:type="first" r:id="rId25"/>
-          <w:footerReference w:type="first" r:id="rId26"/>
+          <w:headerReference w:type="default" r:id="rId25"/>
+          <w:footerReference w:type="default" r:id="rId26"/>
+          <w:headerReference w:type="first" r:id="rId27"/>
+          <w:footerReference w:type="first" r:id="rId28"/>
           <w:pgSz w:w="11906" w:h="16838"/>
           <w:pgMar w:top="1800" w:right="1440" w:bottom="1440" w:left="1418" w:header="706" w:footer="389" w:gutter="0"/>
           <w:cols w:space="720"/>
@@ -5405,9 +5407,9 @@
       <w:r>
         <w:object w:dxaOrig="26388" w:dyaOrig="20086" w14:anchorId="6D7A02BD">
           <v:shape id="_x0000_i1028" type="#_x0000_t75" style="width:625.4pt;height:476.1pt" o:ole="">
-            <v:imagedata r:id="rId27" o:title=""/>
+            <v:imagedata r:id="rId29" o:title=""/>
           </v:shape>
-          <o:OLEObject Type="Embed" ProgID="Visio.Drawing.15" ShapeID="_x0000_i1028" DrawAspect="Content" ObjectID="_1821804172" r:id="rId28"/>
+          <o:OLEObject Type="Embed" ProgID="Visio.Drawing.15" ShapeID="_x0000_i1028" DrawAspect="Content" ObjectID="_1821806345" r:id="rId30"/>
         </w:object>
       </w:r>
     </w:p>
@@ -5843,7 +5845,7 @@
           <w:i/>
           <w:iCs/>
         </w:rPr>
-        <w:t>[</w:t>
+        <w:t>[RVfpgaEL2</w:t>
       </w:r>
       <w:r>
         <w:rPr>
@@ -5851,7 +5853,7 @@
           <w:i/>
           <w:iCs/>
         </w:rPr>
-        <w:t>RVfpgaEL2NexysA7DDRPath</w:t>
+        <w:t>Nexys Video</w:t>
       </w:r>
       <w:r>
         <w:rPr>
@@ -5859,7 +5861,7 @@
           <w:i/>
           <w:iCs/>
         </w:rPr>
-        <w:t>]</w:t>
+        <w:t>VideoNoDDRPath]</w:t>
       </w:r>
       <w:r>
         <w:rPr>
@@ -6044,7 +6046,7 @@
           <w:i/>
           <w:iCs/>
         </w:rPr>
-        <w:t>[</w:t>
+        <w:t>[RVfpgaEL2</w:t>
       </w:r>
       <w:r>
         <w:rPr>
@@ -6052,7 +6054,7 @@
           <w:i/>
           <w:iCs/>
         </w:rPr>
-        <w:t>RVfpgaEL2NexysA7DDRPath</w:t>
+        <w:t>Nexys Video</w:t>
       </w:r>
       <w:r>
         <w:rPr>
@@ -6060,7 +6062,7 @@
           <w:i/>
           <w:iCs/>
         </w:rPr>
-        <w:t>]</w:t>
+        <w:t>VideoNoDDRPath]</w:t>
       </w:r>
       <w:r>
         <w:rPr>
@@ -6775,9 +6777,9 @@
       <w:r>
         <w:object w:dxaOrig="25875" w:dyaOrig="5130" w14:anchorId="4C69BCEC">
           <v:shape id="_x0000_i1029" type="#_x0000_t75" style="width:520.25pt;height:103.75pt" o:ole="">
-            <v:imagedata r:id="rId29" o:title=""/>
+            <v:imagedata r:id="rId31" o:title=""/>
           </v:shape>
-          <o:OLEObject Type="Embed" ProgID="Visio.Drawing.15" ShapeID="_x0000_i1029" DrawAspect="Content" ObjectID="_1821804173" r:id="rId30"/>
+          <o:OLEObject Type="Embed" ProgID="Visio.Drawing.15" ShapeID="_x0000_i1029" DrawAspect="Content" ObjectID="_1821806346" r:id="rId32"/>
         </w:object>
       </w:r>
     </w:p>
@@ -9170,7 +9172,7 @@
           <w:i/>
           <w:iCs/>
         </w:rPr>
-        <w:t>[</w:t>
+        <w:t>[RVfpgaEL2</w:t>
       </w:r>
       <w:r>
         <w:rPr>
@@ -9178,7 +9180,7 @@
           <w:i/>
           <w:iCs/>
         </w:rPr>
-        <w:t>RVfpgaEL2NexysA7DDRPath</w:t>
+        <w:t>Nexys Video</w:t>
       </w:r>
       <w:r>
         <w:rPr>
@@ -9186,7 +9188,7 @@
           <w:i/>
           <w:iCs/>
         </w:rPr>
-        <w:t>]</w:t>
+        <w:t>VideoNoDDRPath]</w:t>
       </w:r>
       <w:r>
         <w:rPr>
@@ -9296,7 +9298,7 @@
           <w:lang w:val="es-ES" w:eastAsia="es-ES"/>
         </w:rPr>
         <w:drawing>
-          <wp:inline distT="0" distB="0" distL="0" distR="0" wp14:anchorId="44371900" wp14:editId="5DE6C996">
+          <wp:inline distT="0" distB="0" distL="0" distR="0" wp14:anchorId="44371900" wp14:editId="420ED2B7">
             <wp:extent cx="5152445" cy="1132650"/>
             <wp:effectExtent l="0" t="0" r="0" b="0"/>
             <wp:docPr id="8" name="Picture 8" descr="Text&#10;&#10;Description automatically generated"/>
@@ -9311,7 +9313,7 @@
                     <pic:cNvPicPr/>
                   </pic:nvPicPr>
                   <pic:blipFill>
-                    <a:blip r:embed="rId31" cstate="print">
+                    <a:blip r:embed="rId33" cstate="print">
                       <a:extLst>
                         <a:ext uri="{28A0092B-C50C-407E-A947-70E740481C1C}">
                           <a14:useLocalDpi xmlns:a14="http://schemas.microsoft.com/office/drawing/2010/main" val="0"/>
@@ -10785,9 +10787,9 @@
       <w:r>
         <w:object w:dxaOrig="29713" w:dyaOrig="21907" w14:anchorId="575CB061">
           <v:shape id="_x0000_i1030" type="#_x0000_t75" style="width:546.7pt;height:403.05pt" o:ole="">
-            <v:imagedata r:id="rId32" o:title=""/>
+            <v:imagedata r:id="rId34" o:title=""/>
           </v:shape>
-          <o:OLEObject Type="Embed" ProgID="Visio.Drawing.15" ShapeID="_x0000_i1030" DrawAspect="Content" ObjectID="_1821804174" r:id="rId33"/>
+          <o:OLEObject Type="Embed" ProgID="Visio.Drawing.15" ShapeID="_x0000_i1030" DrawAspect="Content" ObjectID="_1821806347" r:id="rId35"/>
         </w:object>
       </w:r>
     </w:p>
@@ -11471,7 +11473,7 @@
           <w:i/>
           <w:iCs/>
         </w:rPr>
-        <w:t>[</w:t>
+        <w:t>[RVfpgaEL2</w:t>
       </w:r>
       <w:r>
         <w:rPr>
@@ -11479,7 +11481,7 @@
           <w:i/>
           <w:iCs/>
         </w:rPr>
-        <w:t>RVfpgaEL2NexysA7DDRPath</w:t>
+        <w:t>Nexys Video</w:t>
       </w:r>
       <w:r>
         <w:rPr>
@@ -11487,7 +11489,7 @@
           <w:i/>
           <w:iCs/>
         </w:rPr>
-        <w:t>]</w:t>
+        <w:t>VideoNoDDRPath]</w:t>
       </w:r>
       <w:r>
         <w:rPr>
@@ -14426,7 +14428,7 @@
                     <pic:cNvPicPr/>
                   </pic:nvPicPr>
                   <pic:blipFill>
-                    <a:blip r:embed="rId34">
+                    <a:blip r:embed="rId36">
                       <a:extLst>
                         <a:ext uri="{28A0092B-C50C-407E-A947-70E740481C1C}">
                           <a14:useLocalDpi xmlns:a14="http://schemas.microsoft.com/office/drawing/2010/main" val="0"/>
@@ -17401,7 +17403,7 @@
                     <pic:cNvPicPr/>
                   </pic:nvPicPr>
                   <pic:blipFill>
-                    <a:blip r:embed="rId35">
+                    <a:blip r:embed="rId37">
                       <a:extLst>
                         <a:ext uri="{28A0092B-C50C-407E-A947-70E740481C1C}">
                           <a14:useLocalDpi xmlns:a14="http://schemas.microsoft.com/office/drawing/2010/main" val="0"/>
@@ -17616,7 +17618,7 @@
       <w:r>
         <w:t xml:space="preserve"> (</w:t>
       </w:r>
-      <w:hyperlink r:id="rId36">
+      <w:hyperlink r:id="rId38">
         <w:r>
           <w:rPr>
             <w:rStyle w:val="af5"/>
@@ -17963,7 +17965,7 @@
         </w:rPr>
         <w:t xml:space="preserve"> Programmer’s Reference Manual (</w:t>
       </w:r>
-      <w:hyperlink r:id="rId37">
+      <w:hyperlink r:id="rId39">
         <w:r>
           <w:rPr>
             <w:rStyle w:val="af5"/>
@@ -21604,7 +21606,7 @@
       <w:r>
         <w:t>(</w:t>
       </w:r>
-      <w:hyperlink r:id="rId38">
+      <w:hyperlink r:id="rId40">
         <w:r>
           <w:rPr>
             <w:rStyle w:val="af5"/>
@@ -21655,7 +21657,7 @@
           <w:sz w:val="20"/>
           <w:szCs w:val="20"/>
         </w:rPr>
-        <w:t>[</w:t>
+        <w:t>[RVfpgaEL2</w:t>
       </w:r>
       <w:r>
         <w:rPr>
@@ -21663,7 +21665,7 @@
           <w:sz w:val="20"/>
           <w:szCs w:val="20"/>
         </w:rPr>
-        <w:t>RVfpgaEL2NexysA7DDRPath</w:t>
+        <w:t>Nexys Video</w:t>
       </w:r>
       <w:r>
         <w:rPr>
@@ -21671,7 +21673,15 @@
           <w:sz w:val="20"/>
           <w:szCs w:val="20"/>
         </w:rPr>
-        <w:t>]/common/drivers/psp</w:t>
+        <w:t>VideoNoDDRPath]</w:t>
+      </w:r>
+      <w:r>
+        <w:rPr>
+          <w:rFonts w:cs="Arial"/>
+          <w:sz w:val="20"/>
+          <w:szCs w:val="20"/>
+        </w:rPr>
+        <w:t>/common/drivers/psp</w:t>
       </w:r>
       <w:r>
         <w:rPr>
@@ -21718,7 +21728,7 @@
           <w:sz w:val="20"/>
           <w:szCs w:val="20"/>
         </w:rPr>
-        <w:t>[</w:t>
+        <w:t>[RVfpgaEL2</w:t>
       </w:r>
       <w:r>
         <w:rPr>
@@ -21726,7 +21736,7 @@
           <w:sz w:val="20"/>
           <w:szCs w:val="20"/>
         </w:rPr>
-        <w:t>RVfpgaEL2NexysA7DDRPath</w:t>
+        <w:t>Nexys Video</w:t>
       </w:r>
       <w:r>
         <w:rPr>
@@ -21734,7 +21744,7 @@
           <w:sz w:val="20"/>
           <w:szCs w:val="20"/>
         </w:rPr>
-        <w:t>]/common/drivers/psp</w:t>
+        <w:t>VideoNoDDRPath]</w:t>
       </w:r>
       <w:r>
         <w:rPr>
@@ -21742,7 +21752,7 @@
           <w:sz w:val="20"/>
           <w:szCs w:val="20"/>
         </w:rPr>
-        <w:t>/api_inc/psp_performance_monitor_</w:t>
+        <w:t>/common/drivers/psp</w:t>
       </w:r>
       <w:r>
         <w:rPr>
@@ -21750,7 +21760,7 @@
           <w:sz w:val="20"/>
           <w:szCs w:val="20"/>
         </w:rPr>
-        <w:t>el2</w:t>
+        <w:t>/api_inc/psp_performance_monitor_</w:t>
       </w:r>
       <w:r>
         <w:rPr>
@@ -21758,6 +21768,14 @@
           <w:sz w:val="20"/>
           <w:szCs w:val="20"/>
         </w:rPr>
+        <w:t>el2</w:t>
+      </w:r>
+      <w:r>
+        <w:rPr>
+          <w:rFonts w:cs="Arial"/>
+          <w:sz w:val="20"/>
+          <w:szCs w:val="20"/>
+        </w:rPr>
         <w:t>.h</w:t>
       </w:r>
     </w:p>
@@ -21936,7 +21954,7 @@
           <w:i/>
           <w:iCs/>
         </w:rPr>
-        <w:t>[</w:t>
+        <w:t>[RVfpgaEL2</w:t>
       </w:r>
       <w:r>
         <w:rPr>
@@ -21944,7 +21962,7 @@
           <w:i/>
           <w:iCs/>
         </w:rPr>
-        <w:t>RVfpgaEL2NexysA7DDRPath</w:t>
+        <w:t>Nexys Video</w:t>
       </w:r>
       <w:r>
         <w:rPr>
@@ -21952,7 +21970,7 @@
           <w:i/>
           <w:iCs/>
         </w:rPr>
-        <w:t>]</w:t>
+        <w:t>VideoNoDDRPath]</w:t>
       </w:r>
       <w:r>
         <w:rPr>
@@ -22300,7 +22318,21 @@
           <w:rFonts w:cs="Arial"/>
           <w:color w:val="00000A"/>
         </w:rPr>
-        <w:t>RVfpgaEL2-NexysA7</w:t>
+        <w:t>RVfpgaEL2-</w:t>
+      </w:r>
+      <w:r>
+        <w:rPr>
+          <w:rFonts w:cs="Arial"/>
+          <w:color w:val="00000A"/>
+        </w:rPr>
+        <w:t>Nexys Video</w:t>
+      </w:r>
+      <w:r>
+        <w:rPr>
+          <w:rFonts w:cs="Arial"/>
+          <w:color w:val="00000A"/>
+        </w:rPr>
+        <w:t>A7</w:t>
       </w:r>
       <w:r>
         <w:rPr>
@@ -22328,7 +22360,7 @@
           <w:rFonts w:cs="Arial"/>
           <w:color w:val="00000A"/>
         </w:rPr>
-        <w:t>Nexys A7</w:t>
+        <w:t>Nexys Video Video</w:t>
       </w:r>
       <w:r>
         <w:rPr>
@@ -22549,7 +22581,7 @@
                     <pic:cNvPicPr/>
                   </pic:nvPicPr>
                   <pic:blipFill>
-                    <a:blip r:embed="rId39"/>
+                    <a:blip r:embed="rId41"/>
                     <a:stretch>
                       <a:fillRect/>
                     </a:stretch>
@@ -23227,7 +23259,7 @@
         </w:rPr>
         <w:t xml:space="preserve"> EL2 Programmer’s Reference Manual available at: </w:t>
       </w:r>
-      <w:hyperlink r:id="rId40">
+      <w:hyperlink r:id="rId42">
         <w:r>
           <w:rPr>
             <w:rStyle w:val="af5"/>
@@ -23465,7 +23497,7 @@
                     <pic:cNvPicPr/>
                   </pic:nvPicPr>
                   <pic:blipFill>
-                    <a:blip r:embed="rId41">
+                    <a:blip r:embed="rId43">
                       <a:extLst>
                         <a:ext uri="{28A0092B-C50C-407E-A947-70E740481C1C}">
                           <a14:useLocalDpi xmlns:a14="http://schemas.microsoft.com/office/drawing/2010/main" val="0"/>
@@ -23565,7 +23597,7 @@
           <w:i/>
           <w:iCs/>
         </w:rPr>
-        <w:t>[</w:t>
+        <w:t>[RVfpgaEL2</w:t>
       </w:r>
       <w:r>
         <w:rPr>
@@ -23573,7 +23605,7 @@
           <w:i/>
           <w:iCs/>
         </w:rPr>
-        <w:t>RVfpgaEL2NexysA7DDRPath</w:t>
+        <w:t>Nexys Video</w:t>
       </w:r>
       <w:r>
         <w:rPr>
@@ -23581,7 +23613,15 @@
           <w:i/>
           <w:iCs/>
         </w:rPr>
-        <w:t>]\Labs\Lab11\HwCounters_Example</w:t>
+        <w:t>VideoNoDDRPath]</w:t>
+      </w:r>
+      <w:r>
+        <w:rPr>
+          <w:rFonts w:cs="Arial"/>
+          <w:i/>
+          <w:iCs/>
+        </w:rPr>
+        <w:t>\Labs\Lab11\HwCounters_Example</w:t>
       </w:r>
       <w:r>
         <w:rPr>
@@ -23735,7 +23775,7 @@
           <w:iCs/>
           <w:color w:val="000000" w:themeColor="text1"/>
         </w:rPr>
-        <w:t>[</w:t>
+        <w:t>[RVfpgaEL2</w:t>
       </w:r>
       <w:r>
         <w:rPr>
@@ -23744,7 +23784,7 @@
           <w:iCs/>
           <w:color w:val="000000" w:themeColor="text1"/>
         </w:rPr>
-        <w:t>RVfpgaEL2NexysA7DDRPath</w:t>
+        <w:t>Nexys Video</w:t>
       </w:r>
       <w:r>
         <w:rPr>
@@ -23753,7 +23793,7 @@
           <w:iCs/>
           <w:color w:val="000000" w:themeColor="text1"/>
         </w:rPr>
-        <w:t>]</w:t>
+        <w:t>VideoNoDDRPath]</w:t>
       </w:r>
       <w:r>
         <w:rPr>
@@ -24035,7 +24075,7 @@
           <w:iCs/>
           <w:color w:val="000000" w:themeColor="text1"/>
         </w:rPr>
-        <w:t>[</w:t>
+        <w:t>[RVfpgaEL2</w:t>
       </w:r>
       <w:r>
         <w:rPr>
@@ -24044,7 +24084,7 @@
           <w:iCs/>
           <w:color w:val="000000" w:themeColor="text1"/>
         </w:rPr>
-        <w:t>RVfpgaEL2NexysA7DDRPath</w:t>
+        <w:t>Nexys Video</w:t>
       </w:r>
       <w:r>
         <w:rPr>
@@ -24053,7 +24093,7 @@
           <w:iCs/>
           <w:color w:val="000000" w:themeColor="text1"/>
         </w:rPr>
-        <w:t>]</w:t>
+        <w:t>VideoNoDDRPath]</w:t>
       </w:r>
       <w:r>
         <w:rPr>
@@ -24175,7 +24215,7 @@
           <w:iCs/>
           <w:color w:val="000000" w:themeColor="text1"/>
         </w:rPr>
-        <w:t>[</w:t>
+        <w:t>[RVfpgaEL2</w:t>
       </w:r>
       <w:r>
         <w:rPr>
@@ -24184,7 +24224,7 @@
           <w:iCs/>
           <w:color w:val="000000" w:themeColor="text1"/>
         </w:rPr>
-        <w:t>RVfpgaEL2NexysA7DDRPath</w:t>
+        <w:t>Nexys Video</w:t>
       </w:r>
       <w:r>
         <w:rPr>
@@ -24193,7 +24233,16 @@
           <w:iCs/>
           <w:color w:val="000000" w:themeColor="text1"/>
         </w:rPr>
-        <w:t>]/</w:t>
+        <w:t>VideoNoDDRPath]</w:t>
+      </w:r>
+      <w:r>
+        <w:rPr>
+          <w:rFonts w:eastAsia="Arial" w:cs="Arial"/>
+          <w:i/>
+          <w:iCs/>
+          <w:color w:val="000000" w:themeColor="text1"/>
+        </w:rPr>
+        <w:t>/</w:t>
       </w:r>
       <w:r>
         <w:rPr>
@@ -24979,7 +25028,7 @@
           <w:rFonts w:eastAsia="Arial" w:cs="Arial"/>
           <w:color w:val="000000" w:themeColor="text1"/>
         </w:rPr>
-        <w:t>Nexys A7</w:t>
+        <w:t>Nexys Video Video</w:t>
       </w:r>
       <w:r>
         <w:rPr>
@@ -25009,7 +25058,7 @@
           <w:iCs/>
           <w:color w:val="000000" w:themeColor="text1"/>
         </w:rPr>
-        <w:t>[</w:t>
+        <w:t>[RVfpgaEL2</w:t>
       </w:r>
       <w:r>
         <w:rPr>
@@ -25018,7 +25067,7 @@
           <w:iCs/>
           <w:color w:val="000000" w:themeColor="text1"/>
         </w:rPr>
-        <w:t>RVfpgaEL2NexysA7DDRPath</w:t>
+        <w:t>Nexys Video</w:t>
       </w:r>
       <w:r>
         <w:rPr>
@@ -25027,7 +25076,16 @@
           <w:iCs/>
           <w:color w:val="000000" w:themeColor="text1"/>
         </w:rPr>
-        <w:t>]/common/Common.cmake</w:t>
+        <w:t>VideoNoDDRPath]</w:t>
+      </w:r>
+      <w:r>
+        <w:rPr>
+          <w:rFonts w:eastAsia="Arial" w:cs="Arial"/>
+          <w:i/>
+          <w:iCs/>
+          <w:color w:val="000000" w:themeColor="text1"/>
+        </w:rPr>
+        <w:t>/common/Common.cmake</w:t>
       </w:r>
       <w:r>
         <w:rPr>
@@ -25185,7 +25243,7 @@
                     <pic:cNvPicPr/>
                   </pic:nvPicPr>
                   <pic:blipFill>
-                    <a:blip r:embed="rId42">
+                    <a:blip r:embed="rId44">
                       <a:extLst>
                         <a:ext uri="{28A0092B-C50C-407E-A947-70E740481C1C}">
                           <a14:useLocalDpi xmlns:a14="http://schemas.microsoft.com/office/drawing/2010/main" val="0"/>
@@ -25340,7 +25398,7 @@
                     <pic:cNvPicPr/>
                   </pic:nvPicPr>
                   <pic:blipFill>
-                    <a:blip r:embed="rId43">
+                    <a:blip r:embed="rId45">
                       <a:extLst>
                         <a:ext uri="{28A0092B-C50C-407E-A947-70E740481C1C}">
                           <a14:useLocalDpi xmlns:a14="http://schemas.microsoft.com/office/drawing/2010/main" val="0"/>
@@ -25489,7 +25547,7 @@
                     <pic:cNvPicPr/>
                   </pic:nvPicPr>
                   <pic:blipFill>
-                    <a:blip r:embed="rId42">
+                    <a:blip r:embed="rId44">
                       <a:extLst>
                         <a:ext uri="{28A0092B-C50C-407E-A947-70E740481C1C}">
                           <a14:useLocalDpi xmlns:a14="http://schemas.microsoft.com/office/drawing/2010/main" val="0"/>
@@ -25628,7 +25686,7 @@
                     <pic:cNvPicPr/>
                   </pic:nvPicPr>
                   <pic:blipFill>
-                    <a:blip r:embed="rId44">
+                    <a:blip r:embed="rId46">
                       <a:extLst>
                         <a:ext uri="{28A0092B-C50C-407E-A947-70E740481C1C}">
                           <a14:useLocalDpi xmlns:a14="http://schemas.microsoft.com/office/drawing/2010/main" val="0"/>
@@ -25666,10 +25724,10 @@
     </w:p>
     <w:p/>
     <w:sectPr>
-      <w:headerReference w:type="default" r:id="rId45"/>
-      <w:footerReference w:type="default" r:id="rId46"/>
-      <w:headerReference w:type="first" r:id="rId47"/>
-      <w:footerReference w:type="first" r:id="rId48"/>
+      <w:headerReference w:type="default" r:id="rId47"/>
+      <w:footerReference w:type="default" r:id="rId48"/>
+      <w:headerReference w:type="first" r:id="rId49"/>
+      <w:footerReference w:type="first" r:id="rId50"/>
       <w:pgSz w:w="11906" w:h="16838"/>
       <w:pgMar w:top="1800" w:right="1440" w:bottom="1440" w:left="1418" w:header="706" w:footer="389" w:gutter="0"/>
       <w:cols w:space="720"/>
@@ -25701,6 +25759,16 @@
 </file>
 
 <file path=word/footer1.xml><?xml version="1.0" encoding="utf-8"?>
+<w:ftr xmlns:wpc="http://schemas.microsoft.com/office/word/2010/wordprocessingCanvas" xmlns:cx="http://schemas.microsoft.com/office/drawing/2014/chartex" xmlns:cx1="http://schemas.microsoft.com/office/drawing/2015/9/8/chartex" xmlns:cx2="http://schemas.microsoft.com/office/drawing/2015/10/21/chartex" xmlns:cx3="http://schemas.microsoft.com/office/drawing/2016/5/9/chartex" xmlns:cx4="http://schemas.microsoft.com/office/drawing/2016/5/10/chartex" xmlns:cx5="http://schemas.microsoft.com/office/drawing/2016/5/11/chartex" xmlns:cx6="http://schemas.microsoft.com/office/drawing/2016/5/12/chartex" xmlns:cx7="http://schemas.microsoft.com/office/drawing/2016/5/13/chartex" xmlns:cx8="http://schemas.microsoft.com/office/drawing/2016/5/14/chartex" xmlns:mc="http://schemas.openxmlformats.org/markup-compatibility/2006" xmlns:aink="http://schemas.microsoft.com/office/drawing/2016/ink" xmlns:am3d="http://schemas.microsoft.com/office/drawing/2017/model3d" xmlns:o="urn:schemas-microsoft-com:office:office" xmlns:oel="http://schemas.microsoft.com/office/2019/extlst" xmlns:r="http://schemas.openxmlformats.org/officeDocument/2006/relationships" xmlns:m="http://schemas.openxmlformats.org/officeDocument/2006/math" xmlns:v="urn:schemas-microsoft-com:vml" xmlns:wp14="http://schemas.microsoft.com/office/word/2010/wordprocessingDrawing" xmlns:wp="http://schemas.openxmlformats.org/drawingml/2006/wordprocessingDrawing" xmlns:w10="urn:schemas-microsoft-com:office:word" xmlns:w="http://schemas.openxmlformats.org/wordprocessingml/2006/main" xmlns:w14="http://schemas.microsoft.com/office/word/2010/wordml" xmlns:w15="http://schemas.microsoft.com/office/word/2012/wordml" xmlns:w16cex="http://schemas.microsoft.com/office/word/2018/wordml/cex" xmlns:w16cid="http://schemas.microsoft.com/office/word/2016/wordml/cid" xmlns:w16="http://schemas.microsoft.com/office/word/2018/wordml" xmlns:w16du="http://schemas.microsoft.com/office/word/2023/wordml/word16du" xmlns:w16sdtdh="http://schemas.microsoft.com/office/word/2020/wordml/sdtdatahash" xmlns:w16sdtfl="http://schemas.microsoft.com/office/word/2024/wordml/sdtformatlock" xmlns:w16se="http://schemas.microsoft.com/office/word/2015/wordml/symex" xmlns:wpg="http://schemas.microsoft.com/office/word/2010/wordprocessingGroup" xmlns:wpi="http://schemas.microsoft.com/office/word/2010/wordprocessingInk" xmlns:wne="http://schemas.microsoft.com/office/word/2006/wordml" xmlns:wps="http://schemas.microsoft.com/office/word/2010/wordprocessingShape" mc:Ignorable="w14 w15 w16se w16cid w16 w16cex w16sdtdh w16sdtfl w16du wp14">
+  <w:p>
+    <w:pPr>
+      <w:pStyle w:val="a9"/>
+    </w:pPr>
+  </w:p>
+</w:ftr>
+</file>
+
+<file path=word/footer2.xml><?xml version="1.0" encoding="utf-8"?>
 <w:ftr xmlns:wpc="http://schemas.microsoft.com/office/word/2010/wordprocessingCanvas" xmlns:cx="http://schemas.microsoft.com/office/drawing/2014/chartex" xmlns:cx1="http://schemas.microsoft.com/office/drawing/2015/9/8/chartex" xmlns:cx2="http://schemas.microsoft.com/office/drawing/2015/10/21/chartex" xmlns:cx3="http://schemas.microsoft.com/office/drawing/2016/5/9/chartex" xmlns:cx4="http://schemas.microsoft.com/office/drawing/2016/5/10/chartex" xmlns:cx5="http://schemas.microsoft.com/office/drawing/2016/5/11/chartex" xmlns:cx6="http://schemas.microsoft.com/office/drawing/2016/5/12/chartex" xmlns:cx7="http://schemas.microsoft.com/office/drawing/2016/5/13/chartex" xmlns:cx8="http://schemas.microsoft.com/office/drawing/2016/5/14/chartex" xmlns:mc="http://schemas.openxmlformats.org/markup-compatibility/2006" xmlns:aink="http://schemas.microsoft.com/office/drawing/2016/ink" xmlns:am3d="http://schemas.microsoft.com/office/drawing/2017/model3d" xmlns:o="urn:schemas-microsoft-com:office:office" xmlns:oel="http://schemas.microsoft.com/office/2019/extlst" xmlns:r="http://schemas.openxmlformats.org/officeDocument/2006/relationships" xmlns:m="http://schemas.openxmlformats.org/officeDocument/2006/math" xmlns:v="urn:schemas-microsoft-com:vml" xmlns:wp14="http://schemas.microsoft.com/office/word/2010/wordprocessingDrawing" xmlns:wp="http://schemas.openxmlformats.org/drawingml/2006/wordprocessingDrawing" xmlns:w10="urn:schemas-microsoft-com:office:word" xmlns:w="http://schemas.openxmlformats.org/wordprocessingml/2006/main" xmlns:w14="http://schemas.microsoft.com/office/word/2010/wordml" xmlns:w15="http://schemas.microsoft.com/office/word/2012/wordml" xmlns:w16cex="http://schemas.microsoft.com/office/word/2018/wordml/cex" xmlns:w16cid="http://schemas.microsoft.com/office/word/2016/wordml/cid" xmlns:w16="http://schemas.microsoft.com/office/word/2018/wordml" xmlns:w16du="http://schemas.microsoft.com/office/word/2023/wordml/word16du" xmlns:w16sdtdh="http://schemas.microsoft.com/office/word/2020/wordml/sdtdatahash" xmlns:w16sdtfl="http://schemas.microsoft.com/office/word/2024/wordml/sdtformatlock" xmlns:w16se="http://schemas.microsoft.com/office/word/2015/wordml/symex" xmlns:wpg="http://schemas.microsoft.com/office/word/2010/wordprocessingGroup" xmlns:wpi="http://schemas.microsoft.com/office/word/2010/wordprocessingInk" xmlns:wne="http://schemas.microsoft.com/office/word/2006/wordml" xmlns:wps="http://schemas.microsoft.com/office/word/2010/wordprocessingShape" mc:Ignorable="w14 w15 w16se w16cid w16 w16cex w16sdtdh w16sdtfl w16du wp14">
   <w:p>
     <w:pPr>
@@ -25842,7 +25910,7 @@
 </w:ftr>
 </file>
 
-<file path=word/footer2.xml><?xml version="1.0" encoding="utf-8"?>
+<file path=word/footer3.xml><?xml version="1.0" encoding="utf-8"?>
 <w:ftr xmlns:wpc="http://schemas.microsoft.com/office/word/2010/wordprocessingCanvas" xmlns:cx="http://schemas.microsoft.com/office/drawing/2014/chartex" xmlns:cx1="http://schemas.microsoft.com/office/drawing/2015/9/8/chartex" xmlns:cx2="http://schemas.microsoft.com/office/drawing/2015/10/21/chartex" xmlns:cx3="http://schemas.microsoft.com/office/drawing/2016/5/9/chartex" xmlns:cx4="http://schemas.microsoft.com/office/drawing/2016/5/10/chartex" xmlns:cx5="http://schemas.microsoft.com/office/drawing/2016/5/11/chartex" xmlns:cx6="http://schemas.microsoft.com/office/drawing/2016/5/12/chartex" xmlns:cx7="http://schemas.microsoft.com/office/drawing/2016/5/13/chartex" xmlns:cx8="http://schemas.microsoft.com/office/drawing/2016/5/14/chartex" xmlns:mc="http://schemas.openxmlformats.org/markup-compatibility/2006" xmlns:aink="http://schemas.microsoft.com/office/drawing/2016/ink" xmlns:am3d="http://schemas.microsoft.com/office/drawing/2017/model3d" xmlns:o="urn:schemas-microsoft-com:office:office" xmlns:oel="http://schemas.microsoft.com/office/2019/extlst" xmlns:r="http://schemas.openxmlformats.org/officeDocument/2006/relationships" xmlns:m="http://schemas.openxmlformats.org/officeDocument/2006/math" xmlns:v="urn:schemas-microsoft-com:vml" xmlns:wp14="http://schemas.microsoft.com/office/word/2010/wordprocessingDrawing" xmlns:wp="http://schemas.openxmlformats.org/drawingml/2006/wordprocessingDrawing" xmlns:w10="urn:schemas-microsoft-com:office:word" xmlns:w="http://schemas.openxmlformats.org/wordprocessingml/2006/main" xmlns:w14="http://schemas.microsoft.com/office/word/2010/wordml" xmlns:w15="http://schemas.microsoft.com/office/word/2012/wordml" xmlns:w16cex="http://schemas.microsoft.com/office/word/2018/wordml/cex" xmlns:w16cid="http://schemas.microsoft.com/office/word/2016/wordml/cid" xmlns:w16="http://schemas.microsoft.com/office/word/2018/wordml" xmlns:w16du="http://schemas.microsoft.com/office/word/2023/wordml/word16du" xmlns:w16sdtdh="http://schemas.microsoft.com/office/word/2020/wordml/sdtdatahash" xmlns:w16sdtfl="http://schemas.microsoft.com/office/word/2024/wordml/sdtformatlock" xmlns:w16se="http://schemas.microsoft.com/office/word/2015/wordml/symex" xmlns:wpg="http://schemas.microsoft.com/office/word/2010/wordprocessingGroup" xmlns:wpi="http://schemas.microsoft.com/office/word/2010/wordprocessingInk" xmlns:wne="http://schemas.microsoft.com/office/word/2006/wordml" xmlns:wps="http://schemas.microsoft.com/office/word/2010/wordprocessingShape" mc:Ignorable="w14 w15 w16se w16cid w16 w16cex w16sdtdh w16sdtfl w16du wp14">
   <w:p>
     <w:pPr>
@@ -26002,7 +26070,7 @@
 </w:ftr>
 </file>
 
-<file path=word/footer3.xml><?xml version="1.0" encoding="utf-8"?>
+<file path=word/footer4.xml><?xml version="1.0" encoding="utf-8"?>
 <w:ftr xmlns:wpc="http://schemas.microsoft.com/office/word/2010/wordprocessingCanvas" xmlns:cx="http://schemas.microsoft.com/office/drawing/2014/chartex" xmlns:cx1="http://schemas.microsoft.com/office/drawing/2015/9/8/chartex" xmlns:cx2="http://schemas.microsoft.com/office/drawing/2015/10/21/chartex" xmlns:cx3="http://schemas.microsoft.com/office/drawing/2016/5/9/chartex" xmlns:cx4="http://schemas.microsoft.com/office/drawing/2016/5/10/chartex" xmlns:cx5="http://schemas.microsoft.com/office/drawing/2016/5/11/chartex" xmlns:cx6="http://schemas.microsoft.com/office/drawing/2016/5/12/chartex" xmlns:cx7="http://schemas.microsoft.com/office/drawing/2016/5/13/chartex" xmlns:cx8="http://schemas.microsoft.com/office/drawing/2016/5/14/chartex" xmlns:mc="http://schemas.openxmlformats.org/markup-compatibility/2006" xmlns:aink="http://schemas.microsoft.com/office/drawing/2016/ink" xmlns:am3d="http://schemas.microsoft.com/office/drawing/2017/model3d" xmlns:o="urn:schemas-microsoft-com:office:office" xmlns:oel="http://schemas.microsoft.com/office/2019/extlst" xmlns:r="http://schemas.openxmlformats.org/officeDocument/2006/relationships" xmlns:m="http://schemas.openxmlformats.org/officeDocument/2006/math" xmlns:v="urn:schemas-microsoft-com:vml" xmlns:wp14="http://schemas.microsoft.com/office/word/2010/wordprocessingDrawing" xmlns:wp="http://schemas.openxmlformats.org/drawingml/2006/wordprocessingDrawing" xmlns:w10="urn:schemas-microsoft-com:office:word" xmlns:w="http://schemas.openxmlformats.org/wordprocessingml/2006/main" xmlns:w14="http://schemas.microsoft.com/office/word/2010/wordml" xmlns:w15="http://schemas.microsoft.com/office/word/2012/wordml" xmlns:w16cex="http://schemas.microsoft.com/office/word/2018/wordml/cex" xmlns:w16cid="http://schemas.microsoft.com/office/word/2016/wordml/cid" xmlns:w16="http://schemas.microsoft.com/office/word/2018/wordml" xmlns:w16du="http://schemas.microsoft.com/office/word/2023/wordml/word16du" xmlns:w16sdtdh="http://schemas.microsoft.com/office/word/2020/wordml/sdtdatahash" xmlns:w16sdtfl="http://schemas.microsoft.com/office/word/2024/wordml/sdtformatlock" xmlns:w16se="http://schemas.microsoft.com/office/word/2015/wordml/symex" xmlns:wpg="http://schemas.microsoft.com/office/word/2010/wordprocessingGroup" xmlns:wpi="http://schemas.microsoft.com/office/word/2010/wordprocessingInk" xmlns:wne="http://schemas.microsoft.com/office/word/2006/wordml" xmlns:wps="http://schemas.microsoft.com/office/word/2010/wordprocessingShape" mc:Ignorable="w14 w15 w16se w16cid w16 w16cex w16sdtdh w16sdtfl w16du wp14">
   <w:p>
     <w:pPr>
@@ -26130,7 +26198,7 @@
 </w:ftr>
 </file>
 
-<file path=word/footer4.xml><?xml version="1.0" encoding="utf-8"?>
+<file path=word/footer5.xml><?xml version="1.0" encoding="utf-8"?>
 <w:ftr xmlns:wpc="http://schemas.microsoft.com/office/word/2010/wordprocessingCanvas" xmlns:cx="http://schemas.microsoft.com/office/drawing/2014/chartex" xmlns:cx1="http://schemas.microsoft.com/office/drawing/2015/9/8/chartex" xmlns:cx2="http://schemas.microsoft.com/office/drawing/2015/10/21/chartex" xmlns:cx3="http://schemas.microsoft.com/office/drawing/2016/5/9/chartex" xmlns:cx4="http://schemas.microsoft.com/office/drawing/2016/5/10/chartex" xmlns:cx5="http://schemas.microsoft.com/office/drawing/2016/5/11/chartex" xmlns:cx6="http://schemas.microsoft.com/office/drawing/2016/5/12/chartex" xmlns:cx7="http://schemas.microsoft.com/office/drawing/2016/5/13/chartex" xmlns:cx8="http://schemas.microsoft.com/office/drawing/2016/5/14/chartex" xmlns:mc="http://schemas.openxmlformats.org/markup-compatibility/2006" xmlns:aink="http://schemas.microsoft.com/office/drawing/2016/ink" xmlns:am3d="http://schemas.microsoft.com/office/drawing/2017/model3d" xmlns:o="urn:schemas-microsoft-com:office:office" xmlns:oel="http://schemas.microsoft.com/office/2019/extlst" xmlns:r="http://schemas.openxmlformats.org/officeDocument/2006/relationships" xmlns:m="http://schemas.openxmlformats.org/officeDocument/2006/math" xmlns:v="urn:schemas-microsoft-com:vml" xmlns:wp14="http://schemas.microsoft.com/office/word/2010/wordprocessingDrawing" xmlns:wp="http://schemas.openxmlformats.org/drawingml/2006/wordprocessingDrawing" xmlns:w10="urn:schemas-microsoft-com:office:word" xmlns:w="http://schemas.openxmlformats.org/wordprocessingml/2006/main" xmlns:w14="http://schemas.microsoft.com/office/word/2010/wordml" xmlns:w15="http://schemas.microsoft.com/office/word/2012/wordml" xmlns:w16cex="http://schemas.microsoft.com/office/word/2018/wordml/cex" xmlns:w16cid="http://schemas.microsoft.com/office/word/2016/wordml/cid" xmlns:w16="http://schemas.microsoft.com/office/word/2018/wordml" xmlns:w16du="http://schemas.microsoft.com/office/word/2023/wordml/word16du" xmlns:w16sdtdh="http://schemas.microsoft.com/office/word/2020/wordml/sdtdatahash" xmlns:w16sdtfl="http://schemas.microsoft.com/office/word/2024/wordml/sdtformatlock" xmlns:w16se="http://schemas.microsoft.com/office/word/2015/wordml/symex" xmlns:wpg="http://schemas.microsoft.com/office/word/2010/wordprocessingGroup" xmlns:wpi="http://schemas.microsoft.com/office/word/2010/wordprocessingInk" xmlns:wne="http://schemas.microsoft.com/office/word/2006/wordml" xmlns:wps="http://schemas.microsoft.com/office/word/2010/wordprocessingShape" mc:Ignorable="w14 w15 w16se w16cid w16 w16cex w16sdtdh w16sdtfl w16du wp14">
   <w:p>
     <w:pPr>
@@ -26258,7 +26326,7 @@
 </w:ftr>
 </file>
 
-<file path=word/footer5.xml><?xml version="1.0" encoding="utf-8"?>
+<file path=word/footer6.xml><?xml version="1.0" encoding="utf-8"?>
 <w:ftr xmlns:wpc="http://schemas.microsoft.com/office/word/2010/wordprocessingCanvas" xmlns:cx="http://schemas.microsoft.com/office/drawing/2014/chartex" xmlns:cx1="http://schemas.microsoft.com/office/drawing/2015/9/8/chartex" xmlns:cx2="http://schemas.microsoft.com/office/drawing/2015/10/21/chartex" xmlns:cx3="http://schemas.microsoft.com/office/drawing/2016/5/9/chartex" xmlns:cx4="http://schemas.microsoft.com/office/drawing/2016/5/10/chartex" xmlns:cx5="http://schemas.microsoft.com/office/drawing/2016/5/11/chartex" xmlns:cx6="http://schemas.microsoft.com/office/drawing/2016/5/12/chartex" xmlns:cx7="http://schemas.microsoft.com/office/drawing/2016/5/13/chartex" xmlns:cx8="http://schemas.microsoft.com/office/drawing/2016/5/14/chartex" xmlns:mc="http://schemas.openxmlformats.org/markup-compatibility/2006" xmlns:aink="http://schemas.microsoft.com/office/drawing/2016/ink" xmlns:am3d="http://schemas.microsoft.com/office/drawing/2017/model3d" xmlns:o="urn:schemas-microsoft-com:office:office" xmlns:oel="http://schemas.microsoft.com/office/2019/extlst" xmlns:r="http://schemas.openxmlformats.org/officeDocument/2006/relationships" xmlns:m="http://schemas.openxmlformats.org/officeDocument/2006/math" xmlns:v="urn:schemas-microsoft-com:vml" xmlns:wp14="http://schemas.microsoft.com/office/word/2010/wordprocessingDrawing" xmlns:wp="http://schemas.openxmlformats.org/drawingml/2006/wordprocessingDrawing" xmlns:w10="urn:schemas-microsoft-com:office:word" xmlns:w="http://schemas.openxmlformats.org/wordprocessingml/2006/main" xmlns:w14="http://schemas.microsoft.com/office/word/2010/wordml" xmlns:w15="http://schemas.microsoft.com/office/word/2012/wordml" xmlns:w16cex="http://schemas.microsoft.com/office/word/2018/wordml/cex" xmlns:w16cid="http://schemas.microsoft.com/office/word/2016/wordml/cid" xmlns:w16="http://schemas.microsoft.com/office/word/2018/wordml" xmlns:w16du="http://schemas.microsoft.com/office/word/2023/wordml/word16du" xmlns:w16sdtdh="http://schemas.microsoft.com/office/word/2020/wordml/sdtdatahash" xmlns:w16sdtfl="http://schemas.microsoft.com/office/word/2024/wordml/sdtformatlock" xmlns:w16se="http://schemas.microsoft.com/office/word/2015/wordml/symex" xmlns:wpg="http://schemas.microsoft.com/office/word/2010/wordprocessingGroup" xmlns:wpi="http://schemas.microsoft.com/office/word/2010/wordprocessingInk" xmlns:wne="http://schemas.microsoft.com/office/word/2006/wordml" xmlns:wps="http://schemas.microsoft.com/office/word/2010/wordprocessingShape" mc:Ignorable="w14 w15 w16se w16cid w16 w16cex w16sdtdh w16sdtfl w16du wp14">
   <w:p>
     <w:pPr>
@@ -26386,7 +26454,7 @@
 </w:ftr>
 </file>
 
-<file path=word/footer6.xml><?xml version="1.0" encoding="utf-8"?>
+<file path=word/footer7.xml><?xml version="1.0" encoding="utf-8"?>
 <w:ftr xmlns:wpc="http://schemas.microsoft.com/office/word/2010/wordprocessingCanvas" xmlns:cx="http://schemas.microsoft.com/office/drawing/2014/chartex" xmlns:cx1="http://schemas.microsoft.com/office/drawing/2015/9/8/chartex" xmlns:cx2="http://schemas.microsoft.com/office/drawing/2015/10/21/chartex" xmlns:cx3="http://schemas.microsoft.com/office/drawing/2016/5/9/chartex" xmlns:cx4="http://schemas.microsoft.com/office/drawing/2016/5/10/chartex" xmlns:cx5="http://schemas.microsoft.com/office/drawing/2016/5/11/chartex" xmlns:cx6="http://schemas.microsoft.com/office/drawing/2016/5/12/chartex" xmlns:cx7="http://schemas.microsoft.com/office/drawing/2016/5/13/chartex" xmlns:cx8="http://schemas.microsoft.com/office/drawing/2016/5/14/chartex" xmlns:mc="http://schemas.openxmlformats.org/markup-compatibility/2006" xmlns:aink="http://schemas.microsoft.com/office/drawing/2016/ink" xmlns:am3d="http://schemas.microsoft.com/office/drawing/2017/model3d" xmlns:o="urn:schemas-microsoft-com:office:office" xmlns:oel="http://schemas.microsoft.com/office/2019/extlst" xmlns:r="http://schemas.openxmlformats.org/officeDocument/2006/relationships" xmlns:m="http://schemas.openxmlformats.org/officeDocument/2006/math" xmlns:v="urn:schemas-microsoft-com:vml" xmlns:wp14="http://schemas.microsoft.com/office/word/2010/wordprocessingDrawing" xmlns:wp="http://schemas.openxmlformats.org/drawingml/2006/wordprocessingDrawing" xmlns:w10="urn:schemas-microsoft-com:office:word" xmlns:w="http://schemas.openxmlformats.org/wordprocessingml/2006/main" xmlns:w14="http://schemas.microsoft.com/office/word/2010/wordml" xmlns:w15="http://schemas.microsoft.com/office/word/2012/wordml" xmlns:w16cex="http://schemas.microsoft.com/office/word/2018/wordml/cex" xmlns:w16cid="http://schemas.microsoft.com/office/word/2016/wordml/cid" xmlns:w16="http://schemas.microsoft.com/office/word/2018/wordml" xmlns:w16du="http://schemas.microsoft.com/office/word/2023/wordml/word16du" xmlns:w16sdtdh="http://schemas.microsoft.com/office/word/2020/wordml/sdtdatahash" xmlns:w16sdtfl="http://schemas.microsoft.com/office/word/2024/wordml/sdtformatlock" xmlns:w16se="http://schemas.microsoft.com/office/word/2015/wordml/symex" xmlns:wpg="http://schemas.microsoft.com/office/word/2010/wordprocessingGroup" xmlns:wpi="http://schemas.microsoft.com/office/word/2010/wordprocessingInk" xmlns:wne="http://schemas.microsoft.com/office/word/2006/wordml" xmlns:wps="http://schemas.microsoft.com/office/word/2010/wordprocessingShape" mc:Ignorable="w14 w15 w16se w16cid w16 w16cex w16sdtdh w16sdtfl w16du wp14">
   <w:p>
     <w:pPr>
@@ -26539,6 +26607,16 @@
     <w:pPr>
       <w:pStyle w:val="ab"/>
     </w:pPr>
+  </w:p>
+</w:hdr>
+</file>
+
+<file path=word/header2.xml><?xml version="1.0" encoding="utf-8"?>
+<w:hdr xmlns:wpc="http://schemas.microsoft.com/office/word/2010/wordprocessingCanvas" xmlns:cx="http://schemas.microsoft.com/office/drawing/2014/chartex" xmlns:cx1="http://schemas.microsoft.com/office/drawing/2015/9/8/chartex" xmlns:cx2="http://schemas.microsoft.com/office/drawing/2015/10/21/chartex" xmlns:cx3="http://schemas.microsoft.com/office/drawing/2016/5/9/chartex" xmlns:cx4="http://schemas.microsoft.com/office/drawing/2016/5/10/chartex" xmlns:cx5="http://schemas.microsoft.com/office/drawing/2016/5/11/chartex" xmlns:cx6="http://schemas.microsoft.com/office/drawing/2016/5/12/chartex" xmlns:cx7="http://schemas.microsoft.com/office/drawing/2016/5/13/chartex" xmlns:cx8="http://schemas.microsoft.com/office/drawing/2016/5/14/chartex" xmlns:mc="http://schemas.openxmlformats.org/markup-compatibility/2006" xmlns:aink="http://schemas.microsoft.com/office/drawing/2016/ink" xmlns:am3d="http://schemas.microsoft.com/office/drawing/2017/model3d" xmlns:o="urn:schemas-microsoft-com:office:office" xmlns:oel="http://schemas.microsoft.com/office/2019/extlst" xmlns:r="http://schemas.openxmlformats.org/officeDocument/2006/relationships" xmlns:m="http://schemas.openxmlformats.org/officeDocument/2006/math" xmlns:v="urn:schemas-microsoft-com:vml" xmlns:wp14="http://schemas.microsoft.com/office/word/2010/wordprocessingDrawing" xmlns:wp="http://schemas.openxmlformats.org/drawingml/2006/wordprocessingDrawing" xmlns:w10="urn:schemas-microsoft-com:office:word" xmlns:w="http://schemas.openxmlformats.org/wordprocessingml/2006/main" xmlns:w14="http://schemas.microsoft.com/office/word/2010/wordml" xmlns:w15="http://schemas.microsoft.com/office/word/2012/wordml" xmlns:w16cex="http://schemas.microsoft.com/office/word/2018/wordml/cex" xmlns:w16cid="http://schemas.microsoft.com/office/word/2016/wordml/cid" xmlns:w16="http://schemas.microsoft.com/office/word/2018/wordml" xmlns:w16du="http://schemas.microsoft.com/office/word/2023/wordml/word16du" xmlns:w16sdtdh="http://schemas.microsoft.com/office/word/2020/wordml/sdtdatahash" xmlns:w16sdtfl="http://schemas.microsoft.com/office/word/2024/wordml/sdtformatlock" xmlns:w16se="http://schemas.microsoft.com/office/word/2015/wordml/symex" xmlns:wpg="http://schemas.microsoft.com/office/word/2010/wordprocessingGroup" xmlns:wpi="http://schemas.microsoft.com/office/word/2010/wordprocessingInk" xmlns:wne="http://schemas.microsoft.com/office/word/2006/wordml" xmlns:wps="http://schemas.microsoft.com/office/word/2010/wordprocessingShape" mc:Ignorable="w14 w15 w16se w16cid w16 w16cex w16sdtdh w16sdtfl w16du wp14">
+  <w:p>
+    <w:pPr>
+      <w:pStyle w:val="ab"/>
+    </w:pPr>
     <w:r>
       <w:rPr>
         <w:noProof/>
@@ -26594,7 +26672,7 @@
 </w:hdr>
 </file>
 
-<file path=word/header2.xml><?xml version="1.0" encoding="utf-8"?>
+<file path=word/header3.xml><?xml version="1.0" encoding="utf-8"?>
 <w:hdr xmlns:wpc="http://schemas.microsoft.com/office/word/2010/wordprocessingCanvas" xmlns:cx="http://schemas.microsoft.com/office/drawing/2014/chartex" xmlns:cx1="http://schemas.microsoft.com/office/drawing/2015/9/8/chartex" xmlns:cx2="http://schemas.microsoft.com/office/drawing/2015/10/21/chartex" xmlns:cx3="http://schemas.microsoft.com/office/drawing/2016/5/9/chartex" xmlns:cx4="http://schemas.microsoft.com/office/drawing/2016/5/10/chartex" xmlns:cx5="http://schemas.microsoft.com/office/drawing/2016/5/11/chartex" xmlns:cx6="http://schemas.microsoft.com/office/drawing/2016/5/12/chartex" xmlns:cx7="http://schemas.microsoft.com/office/drawing/2016/5/13/chartex" xmlns:cx8="http://schemas.microsoft.com/office/drawing/2016/5/14/chartex" xmlns:mc="http://schemas.openxmlformats.org/markup-compatibility/2006" xmlns:aink="http://schemas.microsoft.com/office/drawing/2016/ink" xmlns:am3d="http://schemas.microsoft.com/office/drawing/2017/model3d" xmlns:o="urn:schemas-microsoft-com:office:office" xmlns:oel="http://schemas.microsoft.com/office/2019/extlst" xmlns:r="http://schemas.openxmlformats.org/officeDocument/2006/relationships" xmlns:m="http://schemas.openxmlformats.org/officeDocument/2006/math" xmlns:v="urn:schemas-microsoft-com:vml" xmlns:wp14="http://schemas.microsoft.com/office/word/2010/wordprocessingDrawing" xmlns:wp="http://schemas.openxmlformats.org/drawingml/2006/wordprocessingDrawing" xmlns:w10="urn:schemas-microsoft-com:office:word" xmlns:w="http://schemas.openxmlformats.org/wordprocessingml/2006/main" xmlns:w14="http://schemas.microsoft.com/office/word/2010/wordml" xmlns:w15="http://schemas.microsoft.com/office/word/2012/wordml" xmlns:w16cex="http://schemas.microsoft.com/office/word/2018/wordml/cex" xmlns:w16cid="http://schemas.microsoft.com/office/word/2016/wordml/cid" xmlns:w16="http://schemas.microsoft.com/office/word/2018/wordml" xmlns:w16du="http://schemas.microsoft.com/office/word/2023/wordml/word16du" xmlns:w16sdtdh="http://schemas.microsoft.com/office/word/2020/wordml/sdtdatahash" xmlns:w16sdtfl="http://schemas.microsoft.com/office/word/2024/wordml/sdtformatlock" xmlns:w16se="http://schemas.microsoft.com/office/word/2015/wordml/symex" xmlns:wpg="http://schemas.microsoft.com/office/word/2010/wordprocessingGroup" xmlns:wpi="http://schemas.microsoft.com/office/word/2010/wordprocessingInk" xmlns:wne="http://schemas.microsoft.com/office/word/2006/wordml" xmlns:wps="http://schemas.microsoft.com/office/word/2010/wordprocessingShape" mc:Ignorable="w14 w15 w16se w16cid w16 w16cex w16sdtdh w16sdtfl w16du wp14">
   <w:tbl>
     <w:tblPr>
@@ -26652,7 +26730,7 @@
 </w:hdr>
 </file>
 
-<file path=word/header3.xml><?xml version="1.0" encoding="utf-8"?>
+<file path=word/header4.xml><?xml version="1.0" encoding="utf-8"?>
 <w:hdr xmlns:wpc="http://schemas.microsoft.com/office/word/2010/wordprocessingCanvas" xmlns:cx="http://schemas.microsoft.com/office/drawing/2014/chartex" xmlns:cx1="http://schemas.microsoft.com/office/drawing/2015/9/8/chartex" xmlns:cx2="http://schemas.microsoft.com/office/drawing/2015/10/21/chartex" xmlns:cx3="http://schemas.microsoft.com/office/drawing/2016/5/9/chartex" xmlns:cx4="http://schemas.microsoft.com/office/drawing/2016/5/10/chartex" xmlns:cx5="http://schemas.microsoft.com/office/drawing/2016/5/11/chartex" xmlns:cx6="http://schemas.microsoft.com/office/drawing/2016/5/12/chartex" xmlns:cx7="http://schemas.microsoft.com/office/drawing/2016/5/13/chartex" xmlns:cx8="http://schemas.microsoft.com/office/drawing/2016/5/14/chartex" xmlns:mc="http://schemas.openxmlformats.org/markup-compatibility/2006" xmlns:aink="http://schemas.microsoft.com/office/drawing/2016/ink" xmlns:am3d="http://schemas.microsoft.com/office/drawing/2017/model3d" xmlns:o="urn:schemas-microsoft-com:office:office" xmlns:oel="http://schemas.microsoft.com/office/2019/extlst" xmlns:r="http://schemas.openxmlformats.org/officeDocument/2006/relationships" xmlns:m="http://schemas.openxmlformats.org/officeDocument/2006/math" xmlns:v="urn:schemas-microsoft-com:vml" xmlns:wp14="http://schemas.microsoft.com/office/word/2010/wordprocessingDrawing" xmlns:wp="http://schemas.openxmlformats.org/drawingml/2006/wordprocessingDrawing" xmlns:w10="urn:schemas-microsoft-com:office:word" xmlns:w="http://schemas.openxmlformats.org/wordprocessingml/2006/main" xmlns:w14="http://schemas.microsoft.com/office/word/2010/wordml" xmlns:w15="http://schemas.microsoft.com/office/word/2012/wordml" xmlns:w16cex="http://schemas.microsoft.com/office/word/2018/wordml/cex" xmlns:w16cid="http://schemas.microsoft.com/office/word/2016/wordml/cid" xmlns:w16="http://schemas.microsoft.com/office/word/2018/wordml" xmlns:w16du="http://schemas.microsoft.com/office/word/2023/wordml/word16du" xmlns:w16sdtdh="http://schemas.microsoft.com/office/word/2020/wordml/sdtdatahash" xmlns:w16sdtfl="http://schemas.microsoft.com/office/word/2024/wordml/sdtformatlock" xmlns:w16se="http://schemas.microsoft.com/office/word/2015/wordml/symex" xmlns:wpg="http://schemas.microsoft.com/office/word/2010/wordprocessingGroup" xmlns:wpi="http://schemas.microsoft.com/office/word/2010/wordprocessingInk" xmlns:wne="http://schemas.microsoft.com/office/word/2006/wordml" xmlns:wps="http://schemas.microsoft.com/office/word/2010/wordprocessingShape" mc:Ignorable="w14 w15 w16se w16cid w16 w16cex w16sdtdh w16sdtfl w16du wp14">
   <w:p>
     <w:pPr>
@@ -26713,7 +26791,7 @@
 </w:hdr>
 </file>
 
-<file path=word/header4.xml><?xml version="1.0" encoding="utf-8"?>
+<file path=word/header5.xml><?xml version="1.0" encoding="utf-8"?>
 <w:hdr xmlns:wpc="http://schemas.microsoft.com/office/word/2010/wordprocessingCanvas" xmlns:cx="http://schemas.microsoft.com/office/drawing/2014/chartex" xmlns:cx1="http://schemas.microsoft.com/office/drawing/2015/9/8/chartex" xmlns:cx2="http://schemas.microsoft.com/office/drawing/2015/10/21/chartex" xmlns:cx3="http://schemas.microsoft.com/office/drawing/2016/5/9/chartex" xmlns:cx4="http://schemas.microsoft.com/office/drawing/2016/5/10/chartex" xmlns:cx5="http://schemas.microsoft.com/office/drawing/2016/5/11/chartex" xmlns:cx6="http://schemas.microsoft.com/office/drawing/2016/5/12/chartex" xmlns:cx7="http://schemas.microsoft.com/office/drawing/2016/5/13/chartex" xmlns:cx8="http://schemas.microsoft.com/office/drawing/2016/5/14/chartex" xmlns:mc="http://schemas.openxmlformats.org/markup-compatibility/2006" xmlns:aink="http://schemas.microsoft.com/office/drawing/2016/ink" xmlns:am3d="http://schemas.microsoft.com/office/drawing/2017/model3d" xmlns:o="urn:schemas-microsoft-com:office:office" xmlns:oel="http://schemas.microsoft.com/office/2019/extlst" xmlns:r="http://schemas.openxmlformats.org/officeDocument/2006/relationships" xmlns:m="http://schemas.openxmlformats.org/officeDocument/2006/math" xmlns:v="urn:schemas-microsoft-com:vml" xmlns:wp14="http://schemas.microsoft.com/office/word/2010/wordprocessingDrawing" xmlns:wp="http://schemas.openxmlformats.org/drawingml/2006/wordprocessingDrawing" xmlns:w10="urn:schemas-microsoft-com:office:word" xmlns:w="http://schemas.openxmlformats.org/wordprocessingml/2006/main" xmlns:w14="http://schemas.microsoft.com/office/word/2010/wordml" xmlns:w15="http://schemas.microsoft.com/office/word/2012/wordml" xmlns:w16cex="http://schemas.microsoft.com/office/word/2018/wordml/cex" xmlns:w16cid="http://schemas.microsoft.com/office/word/2016/wordml/cid" xmlns:w16="http://schemas.microsoft.com/office/word/2018/wordml" xmlns:w16du="http://schemas.microsoft.com/office/word/2023/wordml/word16du" xmlns:w16sdtdh="http://schemas.microsoft.com/office/word/2020/wordml/sdtdatahash" xmlns:w16sdtfl="http://schemas.microsoft.com/office/word/2024/wordml/sdtformatlock" xmlns:w16se="http://schemas.microsoft.com/office/word/2015/wordml/symex" xmlns:wpg="http://schemas.microsoft.com/office/word/2010/wordprocessingGroup" xmlns:wpi="http://schemas.microsoft.com/office/word/2010/wordprocessingInk" xmlns:wne="http://schemas.microsoft.com/office/word/2006/wordml" xmlns:wps="http://schemas.microsoft.com/office/word/2010/wordprocessingShape" mc:Ignorable="w14 w15 w16se w16cid w16 w16cex w16sdtdh w16sdtfl w16du wp14">
   <w:tbl>
     <w:tblPr>
@@ -26771,7 +26849,7 @@
 </w:hdr>
 </file>
 
-<file path=word/header5.xml><?xml version="1.0" encoding="utf-8"?>
+<file path=word/header6.xml><?xml version="1.0" encoding="utf-8"?>
 <w:hdr xmlns:wpc="http://schemas.microsoft.com/office/word/2010/wordprocessingCanvas" xmlns:cx="http://schemas.microsoft.com/office/drawing/2014/chartex" xmlns:cx1="http://schemas.microsoft.com/office/drawing/2015/9/8/chartex" xmlns:cx2="http://schemas.microsoft.com/office/drawing/2015/10/21/chartex" xmlns:cx3="http://schemas.microsoft.com/office/drawing/2016/5/9/chartex" xmlns:cx4="http://schemas.microsoft.com/office/drawing/2016/5/10/chartex" xmlns:cx5="http://schemas.microsoft.com/office/drawing/2016/5/11/chartex" xmlns:cx6="http://schemas.microsoft.com/office/drawing/2016/5/12/chartex" xmlns:cx7="http://schemas.microsoft.com/office/drawing/2016/5/13/chartex" xmlns:cx8="http://schemas.microsoft.com/office/drawing/2016/5/14/chartex" xmlns:mc="http://schemas.openxmlformats.org/markup-compatibility/2006" xmlns:aink="http://schemas.microsoft.com/office/drawing/2016/ink" xmlns:am3d="http://schemas.microsoft.com/office/drawing/2017/model3d" xmlns:o="urn:schemas-microsoft-com:office:office" xmlns:oel="http://schemas.microsoft.com/office/2019/extlst" xmlns:r="http://schemas.openxmlformats.org/officeDocument/2006/relationships" xmlns:m="http://schemas.openxmlformats.org/officeDocument/2006/math" xmlns:v="urn:schemas-microsoft-com:vml" xmlns:wp14="http://schemas.microsoft.com/office/word/2010/wordprocessingDrawing" xmlns:wp="http://schemas.openxmlformats.org/drawingml/2006/wordprocessingDrawing" xmlns:w10="urn:schemas-microsoft-com:office:word" xmlns:w="http://schemas.openxmlformats.org/wordprocessingml/2006/main" xmlns:w14="http://schemas.microsoft.com/office/word/2010/wordml" xmlns:w15="http://schemas.microsoft.com/office/word/2012/wordml" xmlns:w16cex="http://schemas.microsoft.com/office/word/2018/wordml/cex" xmlns:w16cid="http://schemas.microsoft.com/office/word/2016/wordml/cid" xmlns:w16="http://schemas.microsoft.com/office/word/2018/wordml" xmlns:w16du="http://schemas.microsoft.com/office/word/2023/wordml/word16du" xmlns:w16sdtdh="http://schemas.microsoft.com/office/word/2020/wordml/sdtdatahash" xmlns:w16sdtfl="http://schemas.microsoft.com/office/word/2024/wordml/sdtformatlock" xmlns:w16se="http://schemas.microsoft.com/office/word/2015/wordml/symex" xmlns:wpg="http://schemas.microsoft.com/office/word/2010/wordprocessingGroup" xmlns:wpi="http://schemas.microsoft.com/office/word/2010/wordprocessingInk" xmlns:wne="http://schemas.microsoft.com/office/word/2006/wordml" xmlns:wps="http://schemas.microsoft.com/office/word/2010/wordprocessingShape" mc:Ignorable="w14 w15 w16se w16cid w16 w16cex w16sdtdh w16sdtfl w16du wp14">
   <w:p>
     <w:pPr>
@@ -26832,7 +26910,7 @@
 </w:hdr>
 </file>
 
-<file path=word/header6.xml><?xml version="1.0" encoding="utf-8"?>
+<file path=word/header7.xml><?xml version="1.0" encoding="utf-8"?>
 <w:hdr xmlns:wpc="http://schemas.microsoft.com/office/word/2010/wordprocessingCanvas" xmlns:cx="http://schemas.microsoft.com/office/drawing/2014/chartex" xmlns:cx1="http://schemas.microsoft.com/office/drawing/2015/9/8/chartex" xmlns:cx2="http://schemas.microsoft.com/office/drawing/2015/10/21/chartex" xmlns:cx3="http://schemas.microsoft.com/office/drawing/2016/5/9/chartex" xmlns:cx4="http://schemas.microsoft.com/office/drawing/2016/5/10/chartex" xmlns:cx5="http://schemas.microsoft.com/office/drawing/2016/5/11/chartex" xmlns:cx6="http://schemas.microsoft.com/office/drawing/2016/5/12/chartex" xmlns:cx7="http://schemas.microsoft.com/office/drawing/2016/5/13/chartex" xmlns:cx8="http://schemas.microsoft.com/office/drawing/2016/5/14/chartex" xmlns:mc="http://schemas.openxmlformats.org/markup-compatibility/2006" xmlns:aink="http://schemas.microsoft.com/office/drawing/2016/ink" xmlns:am3d="http://schemas.microsoft.com/office/drawing/2017/model3d" xmlns:o="urn:schemas-microsoft-com:office:office" xmlns:oel="http://schemas.microsoft.com/office/2019/extlst" xmlns:r="http://schemas.openxmlformats.org/officeDocument/2006/relationships" xmlns:m="http://schemas.openxmlformats.org/officeDocument/2006/math" xmlns:v="urn:schemas-microsoft-com:vml" xmlns:wp14="http://schemas.microsoft.com/office/word/2010/wordprocessingDrawing" xmlns:wp="http://schemas.openxmlformats.org/drawingml/2006/wordprocessingDrawing" xmlns:w10="urn:schemas-microsoft-com:office:word" xmlns:w="http://schemas.openxmlformats.org/wordprocessingml/2006/main" xmlns:w14="http://schemas.microsoft.com/office/word/2010/wordml" xmlns:w15="http://schemas.microsoft.com/office/word/2012/wordml" xmlns:w16cex="http://schemas.microsoft.com/office/word/2018/wordml/cex" xmlns:w16cid="http://schemas.microsoft.com/office/word/2016/wordml/cid" xmlns:w16="http://schemas.microsoft.com/office/word/2018/wordml" xmlns:w16du="http://schemas.microsoft.com/office/word/2023/wordml/word16du" xmlns:w16sdtdh="http://schemas.microsoft.com/office/word/2020/wordml/sdtdatahash" xmlns:w16sdtfl="http://schemas.microsoft.com/office/word/2024/wordml/sdtformatlock" xmlns:w16se="http://schemas.microsoft.com/office/word/2015/wordml/symex" xmlns:wpg="http://schemas.microsoft.com/office/word/2010/wordprocessingGroup" xmlns:wpi="http://schemas.microsoft.com/office/word/2010/wordprocessingInk" xmlns:wne="http://schemas.microsoft.com/office/word/2006/wordml" xmlns:wps="http://schemas.microsoft.com/office/word/2010/wordprocessingShape" mc:Ignorable="w14 w15 w16se w16cid w16 w16cex w16sdtdh w16sdtfl w16du wp14">
   <w:tbl>
     <w:tblPr>

--- a/RVfpga/RVfpgaEL2/RVfpga_NexysVideo-NoDDR/Labs/Lab11/RVfpga_Lab11_VeeR-EL2_NexysVideo-NoDDR.docx
+++ b/RVfpga/RVfpgaEL2/RVfpga_NexysVideo-NoDDR/Labs/Lab11/RVfpga_Lab11_VeeR-EL2_NexysVideo-NoDDR.docx
@@ -3251,7 +3251,7 @@
           <w:i/>
           <w:iCs/>
         </w:rPr>
-        <w:t>Nexys Video</w:t>
+        <w:t xml:space="preserve">Nexys </w:t>
       </w:r>
       <w:r>
         <w:rPr>
@@ -3259,7 +3259,15 @@
           <w:i/>
           <w:iCs/>
         </w:rPr>
-        <w:t>VideoNoDDRPath]</w:t>
+        <w:t>Video</w:t>
+      </w:r>
+      <w:r>
+        <w:rPr>
+          <w:rFonts w:cs="Arial"/>
+          <w:i/>
+          <w:iCs/>
+        </w:rPr>
+        <w:t>NoDDRPath]</w:t>
       </w:r>
       <w:r>
         <w:rPr>
@@ -3566,10 +3574,10 @@
             <v:path o:extrusionok="f" gradientshapeok="t" o:connecttype="rect"/>
             <o:lock v:ext="edit" aspectratio="t"/>
           </v:shapetype>
-          <v:shape id="_x0000_i1025" type="#_x0000_t75" style="width:566.1pt;height:214.6pt" o:ole="">
+          <v:shape id="_x0000_i1025" type="#_x0000_t75" style="width:566.2pt;height:214.4pt" o:ole="">
             <v:imagedata r:id="rId13" o:title=""/>
           </v:shape>
-          <o:OLEObject Type="Embed" ProgID="Visio.Drawing.15" ShapeID="_x0000_i1025" DrawAspect="Content" ObjectID="_1821806342" r:id="rId14"/>
+          <o:OLEObject Type="Embed" ProgID="Visio.Drawing.15" ShapeID="_x0000_i1025" DrawAspect="Content" ObjectID="_1821815058" r:id="rId14"/>
         </w:object>
       </w:r>
     </w:p>
@@ -3927,10 +3935,10 @@
       </w:pPr>
       <w:r>
         <w:object w:dxaOrig="27252" w:dyaOrig="11221" w14:anchorId="66A7DE32">
-          <v:shape id="_x0000_i1026" type="#_x0000_t75" style="width:840.7pt;height:346.6pt" o:ole="">
+          <v:shape id="_x0000_i1026" type="#_x0000_t75" style="width:840.65pt;height:346.75pt" o:ole="">
             <v:imagedata r:id="rId21" o:title=""/>
           </v:shape>
-          <o:OLEObject Type="Embed" ProgID="Visio.Drawing.15" ShapeID="_x0000_i1026" DrawAspect="Content" ObjectID="_1821806343" r:id="rId22"/>
+          <o:OLEObject Type="Embed" ProgID="Visio.Drawing.15" ShapeID="_x0000_i1026" DrawAspect="Content" ObjectID="_1821815059" r:id="rId22"/>
         </w:object>
       </w:r>
     </w:p>
@@ -4028,7 +4036,7 @@
               </wp:anchor>
             </w:drawing>
           </mc:Choice>
-          <mc:Fallback xmlns:a14="http://schemas.microsoft.com/office/drawing/2010/main" xmlns:pic="http://schemas.openxmlformats.org/drawingml/2006/picture" xmlns:a="http://schemas.openxmlformats.org/drawingml/2006/main">
+          <mc:Fallback xmlns:a="http://schemas.openxmlformats.org/drawingml/2006/main" xmlns:pic="http://schemas.openxmlformats.org/drawingml/2006/picture" xmlns:a14="http://schemas.microsoft.com/office/drawing/2010/main">
             <w:pict w14:anchorId="7FEE0ACD">
               <v:rect id="Rectángulo 4" style="position:absolute;margin-left:-14.9pt;margin-top:14.4pt;width:475.45pt;height:35.3pt;z-index:251699200;visibility:visible;mso-wrap-style:square;mso-width-percent:0;mso-height-percent:0;mso-wrap-distance-left:9pt;mso-wrap-distance-top:0;mso-wrap-distance-right:9pt;mso-wrap-distance-bottom:0;mso-position-horizontal:absolute;mso-position-horizontal-relative:text;mso-position-vertical:absolute;mso-position-vertical-relative:text;mso-width-percent:0;mso-height-percent:0;mso-width-relative:margin;mso-height-relative:margin;v-text-anchor:middle" o:spid="_x0000_s1026" fillcolor="white [3212]" stroked="f" strokeweight="2pt" w14:anchorId="4C526A57" o:gfxdata="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"/>
             </w:pict>
@@ -4292,10 +4300,10 @@
     <w:p>
       <w:r>
         <w:object w:dxaOrig="29290" w:dyaOrig="22283" w14:anchorId="5DFF5757">
-          <v:shape id="_x0000_i1027" type="#_x0000_t75" style="width:451.05pt;height:343.05pt" o:ole="">
+          <v:shape id="_x0000_i1027" type="#_x0000_t75" style="width:450.95pt;height:343.25pt" o:ole="">
             <v:imagedata r:id="rId23" o:title=""/>
           </v:shape>
-          <o:OLEObject Type="Embed" ProgID="Visio.Drawing.15" ShapeID="_x0000_i1027" DrawAspect="Content" ObjectID="_1821806344" r:id="rId24"/>
+          <o:OLEObject Type="Embed" ProgID="Visio.Drawing.15" ShapeID="_x0000_i1027" DrawAspect="Content" ObjectID="_1821815060" r:id="rId24"/>
         </w:object>
       </w:r>
     </w:p>
@@ -5406,10 +5414,10 @@
       </w:pPr>
       <w:r>
         <w:object w:dxaOrig="26388" w:dyaOrig="20086" w14:anchorId="6D7A02BD">
-          <v:shape id="_x0000_i1028" type="#_x0000_t75" style="width:625.4pt;height:476.1pt" o:ole="">
+          <v:shape id="_x0000_i1028" type="#_x0000_t75" style="width:625.25pt;height:475.9pt" o:ole="">
             <v:imagedata r:id="rId29" o:title=""/>
           </v:shape>
-          <o:OLEObject Type="Embed" ProgID="Visio.Drawing.15" ShapeID="_x0000_i1028" DrawAspect="Content" ObjectID="_1821806345" r:id="rId30"/>
+          <o:OLEObject Type="Embed" ProgID="Visio.Drawing.15" ShapeID="_x0000_i1028" DrawAspect="Content" ObjectID="_1821815061" r:id="rId30"/>
         </w:object>
       </w:r>
     </w:p>
@@ -5853,7 +5861,7 @@
           <w:i/>
           <w:iCs/>
         </w:rPr>
-        <w:t>Nexys Video</w:t>
+        <w:t xml:space="preserve">Nexys </w:t>
       </w:r>
       <w:r>
         <w:rPr>
@@ -5861,7 +5869,15 @@
           <w:i/>
           <w:iCs/>
         </w:rPr>
-        <w:t>VideoNoDDRPath]</w:t>
+        <w:t>Video</w:t>
+      </w:r>
+      <w:r>
+        <w:rPr>
+          <w:rFonts w:cs="Arial"/>
+          <w:i/>
+          <w:iCs/>
+        </w:rPr>
+        <w:t>NoDDRPath]</w:t>
       </w:r>
       <w:r>
         <w:rPr>
@@ -6054,7 +6070,7 @@
           <w:i/>
           <w:iCs/>
         </w:rPr>
-        <w:t>Nexys Video</w:t>
+        <w:t xml:space="preserve">Nexys </w:t>
       </w:r>
       <w:r>
         <w:rPr>
@@ -6062,7 +6078,15 @@
           <w:i/>
           <w:iCs/>
         </w:rPr>
-        <w:t>VideoNoDDRPath]</w:t>
+        <w:t>Video</w:t>
+      </w:r>
+      <w:r>
+        <w:rPr>
+          <w:rFonts w:cs="Arial"/>
+          <w:i/>
+          <w:iCs/>
+        </w:rPr>
+        <w:t>NoDDRPath]</w:t>
       </w:r>
       <w:r>
         <w:rPr>
@@ -6776,10 +6800,10 @@
       </w:pPr>
       <w:r>
         <w:object w:dxaOrig="25875" w:dyaOrig="5130" w14:anchorId="4C69BCEC">
-          <v:shape id="_x0000_i1029" type="#_x0000_t75" style="width:520.25pt;height:103.75pt" o:ole="">
+          <v:shape id="_x0000_i1029" type="#_x0000_t75" style="width:520.1pt;height:103.6pt" o:ole="">
             <v:imagedata r:id="rId31" o:title=""/>
           </v:shape>
-          <o:OLEObject Type="Embed" ProgID="Visio.Drawing.15" ShapeID="_x0000_i1029" DrawAspect="Content" ObjectID="_1821806346" r:id="rId32"/>
+          <o:OLEObject Type="Embed" ProgID="Visio.Drawing.15" ShapeID="_x0000_i1029" DrawAspect="Content" ObjectID="_1821815062" r:id="rId32"/>
         </w:object>
       </w:r>
     </w:p>
@@ -9180,7 +9204,7 @@
           <w:i/>
           <w:iCs/>
         </w:rPr>
-        <w:t>Nexys Video</w:t>
+        <w:t xml:space="preserve">Nexys </w:t>
       </w:r>
       <w:r>
         <w:rPr>
@@ -9188,7 +9212,7 @@
           <w:i/>
           <w:iCs/>
         </w:rPr>
-        <w:t>VideoNoDDRPath]</w:t>
+        <w:t>Video</w:t>
       </w:r>
       <w:r>
         <w:rPr>
@@ -9196,6 +9220,14 @@
           <w:i/>
           <w:iCs/>
         </w:rPr>
+        <w:t>NoDDRPath]</w:t>
+      </w:r>
+      <w:r>
+        <w:rPr>
+          <w:rFonts w:cs="Arial"/>
+          <w:i/>
+          <w:iCs/>
+        </w:rPr>
         <w:t>/src</w:t>
       </w:r>
       <w:r>
@@ -9298,7 +9330,7 @@
           <w:lang w:val="es-ES" w:eastAsia="es-ES"/>
         </w:rPr>
         <w:drawing>
-          <wp:inline distT="0" distB="0" distL="0" distR="0" wp14:anchorId="44371900" wp14:editId="420ED2B7">
+          <wp:inline distT="0" distB="0" distL="0" distR="0" wp14:anchorId="44371900" wp14:editId="69831E8D">
             <wp:extent cx="5152445" cy="1132650"/>
             <wp:effectExtent l="0" t="0" r="0" b="0"/>
             <wp:docPr id="8" name="Picture 8" descr="Text&#10;&#10;Description automatically generated"/>
@@ -10786,10 +10818,10 @@
       </w:pPr>
       <w:r>
         <w:object w:dxaOrig="29713" w:dyaOrig="21907" w14:anchorId="575CB061">
-          <v:shape id="_x0000_i1030" type="#_x0000_t75" style="width:546.7pt;height:403.05pt" o:ole="">
+          <v:shape id="_x0000_i1030" type="#_x0000_t75" style="width:546.65pt;height:402.95pt" o:ole="">
             <v:imagedata r:id="rId34" o:title=""/>
           </v:shape>
-          <o:OLEObject Type="Embed" ProgID="Visio.Drawing.15" ShapeID="_x0000_i1030" DrawAspect="Content" ObjectID="_1821806347" r:id="rId35"/>
+          <o:OLEObject Type="Embed" ProgID="Visio.Drawing.15" ShapeID="_x0000_i1030" DrawAspect="Content" ObjectID="_1821815063" r:id="rId35"/>
         </w:object>
       </w:r>
     </w:p>
@@ -11481,7 +11513,7 @@
           <w:i/>
           <w:iCs/>
         </w:rPr>
-        <w:t>Nexys Video</w:t>
+        <w:t xml:space="preserve">Nexys </w:t>
       </w:r>
       <w:r>
         <w:rPr>
@@ -11489,7 +11521,15 @@
           <w:i/>
           <w:iCs/>
         </w:rPr>
-        <w:t>VideoNoDDRPath]</w:t>
+        <w:t>Video</w:t>
+      </w:r>
+      <w:r>
+        <w:rPr>
+          <w:rFonts w:cs="Arial"/>
+          <w:i/>
+          <w:iCs/>
+        </w:rPr>
+        <w:t>NoDDRPath]</w:t>
       </w:r>
       <w:r>
         <w:rPr>
@@ -14303,7 +14343,7 @@
               </wp:anchor>
             </w:drawing>
           </mc:Choice>
-          <mc:Fallback xmlns:a="http://schemas.openxmlformats.org/drawingml/2006/main" xmlns:pic="http://schemas.openxmlformats.org/drawingml/2006/picture" xmlns:a14="http://schemas.microsoft.com/office/drawing/2010/main">
+          <mc:Fallback xmlns:a14="http://schemas.microsoft.com/office/drawing/2010/main" xmlns:pic="http://schemas.openxmlformats.org/drawingml/2006/picture" xmlns:a="http://schemas.openxmlformats.org/drawingml/2006/main">
             <w:pict w14:anchorId="4EB5BF62">
               <v:shapetype id="_x0000_t32" coordsize="21600,21600" o:oned="t" filled="f" o:spt="32" path="m,l21600,21600e" w14:anchorId="383F92DA">
                 <v:path fillok="f" arrowok="t" o:connecttype="none"/>
@@ -14383,7 +14423,7 @@
               </wp:anchor>
             </w:drawing>
           </mc:Choice>
-          <mc:Fallback xmlns:a="http://schemas.openxmlformats.org/drawingml/2006/main" xmlns:pic="http://schemas.openxmlformats.org/drawingml/2006/picture" xmlns:a14="http://schemas.microsoft.com/office/drawing/2010/main">
+          <mc:Fallback xmlns:a14="http://schemas.microsoft.com/office/drawing/2010/main" xmlns:pic="http://schemas.openxmlformats.org/drawingml/2006/picture" xmlns:a="http://schemas.openxmlformats.org/drawingml/2006/main">
             <w:pict w14:anchorId="3EAF1C27">
               <v:shape id="Conector recto de flecha 53" style="position:absolute;margin-left:199.55pt;margin-top:5.2pt;width:35.55pt;height:61pt;flip:x y;z-index:251692032;visibility:visible;mso-wrap-style:square;mso-width-percent:0;mso-height-percent:0;mso-wrap-distance-left:9pt;mso-wrap-distance-top:0;mso-wrap-distance-right:9pt;mso-wrap-distance-bottom:0;mso-position-horizontal:absolute;mso-position-horizontal-relative:text;mso-position-vertical:absolute;mso-position-vertical-relative:text;mso-width-percent:0;mso-height-percent:0;mso-width-relative:margin;mso-height-relative:margin" o:spid="_x0000_s1026" strokecolor="#ffc000" strokeweight="2pt" type="#_x0000_t32" o:gfxdata="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" w14:anchorId="1908FC02">
                 <v:stroke endarrow="block"/>
@@ -21665,7 +21705,7 @@
           <w:sz w:val="20"/>
           <w:szCs w:val="20"/>
         </w:rPr>
-        <w:t>Nexys Video</w:t>
+        <w:t xml:space="preserve">Nexys </w:t>
       </w:r>
       <w:r>
         <w:rPr>
@@ -21673,7 +21713,15 @@
           <w:sz w:val="20"/>
           <w:szCs w:val="20"/>
         </w:rPr>
-        <w:t>VideoNoDDRPath]</w:t>
+        <w:t>Video</w:t>
+      </w:r>
+      <w:r>
+        <w:rPr>
+          <w:rFonts w:cs="Arial"/>
+          <w:sz w:val="20"/>
+          <w:szCs w:val="20"/>
+        </w:rPr>
+        <w:t>NoDDRPath]</w:t>
       </w:r>
       <w:r>
         <w:rPr>
@@ -21736,7 +21784,7 @@
           <w:sz w:val="20"/>
           <w:szCs w:val="20"/>
         </w:rPr>
-        <w:t>Nexys Video</w:t>
+        <w:t xml:space="preserve">Nexys </w:t>
       </w:r>
       <w:r>
         <w:rPr>
@@ -21744,7 +21792,7 @@
           <w:sz w:val="20"/>
           <w:szCs w:val="20"/>
         </w:rPr>
-        <w:t>VideoNoDDRPath]</w:t>
+        <w:t>Video</w:t>
       </w:r>
       <w:r>
         <w:rPr>
@@ -21752,7 +21800,7 @@
           <w:sz w:val="20"/>
           <w:szCs w:val="20"/>
         </w:rPr>
-        <w:t>/common/drivers/psp</w:t>
+        <w:t>NoDDRPath]</w:t>
       </w:r>
       <w:r>
         <w:rPr>
@@ -21760,7 +21808,7 @@
           <w:sz w:val="20"/>
           <w:szCs w:val="20"/>
         </w:rPr>
-        <w:t>/api_inc/psp_performance_monitor_</w:t>
+        <w:t>/common/drivers/psp</w:t>
       </w:r>
       <w:r>
         <w:rPr>
@@ -21768,7 +21816,7 @@
           <w:sz w:val="20"/>
           <w:szCs w:val="20"/>
         </w:rPr>
-        <w:t>el2</w:t>
+        <w:t>/api_inc/psp_performance_monitor_</w:t>
       </w:r>
       <w:r>
         <w:rPr>
@@ -21776,6 +21824,14 @@
           <w:sz w:val="20"/>
           <w:szCs w:val="20"/>
         </w:rPr>
+        <w:t>el2</w:t>
+      </w:r>
+      <w:r>
+        <w:rPr>
+          <w:rFonts w:cs="Arial"/>
+          <w:sz w:val="20"/>
+          <w:szCs w:val="20"/>
+        </w:rPr>
         <w:t>.h</w:t>
       </w:r>
     </w:p>
@@ -21962,7 +22018,7 @@
           <w:i/>
           <w:iCs/>
         </w:rPr>
-        <w:t>Nexys Video</w:t>
+        <w:t xml:space="preserve">Nexys </w:t>
       </w:r>
       <w:r>
         <w:rPr>
@@ -21970,7 +22026,15 @@
           <w:i/>
           <w:iCs/>
         </w:rPr>
-        <w:t>VideoNoDDRPath]</w:t>
+        <w:t>Video</w:t>
+      </w:r>
+      <w:r>
+        <w:rPr>
+          <w:rFonts w:cs="Arial"/>
+          <w:i/>
+          <w:iCs/>
+        </w:rPr>
+        <w:t>NoDDRPath]</w:t>
       </w:r>
       <w:r>
         <w:rPr>
@@ -22325,7 +22389,14 @@
           <w:rFonts w:cs="Arial"/>
           <w:color w:val="00000A"/>
         </w:rPr>
-        <w:t>Nexys Video</w:t>
+        <w:t xml:space="preserve">Nexys </w:t>
+      </w:r>
+      <w:r>
+        <w:rPr>
+          <w:rFonts w:cs="Arial"/>
+          <w:color w:val="00000A"/>
+        </w:rPr>
+        <w:t>Video</w:t>
       </w:r>
       <w:r>
         <w:rPr>
@@ -22360,7 +22431,28 @@
           <w:rFonts w:cs="Arial"/>
           <w:color w:val="00000A"/>
         </w:rPr>
-        <w:t>Nexys Video Video</w:t>
+        <w:t xml:space="preserve">Nexys </w:t>
+      </w:r>
+      <w:r>
+        <w:rPr>
+          <w:rFonts w:cs="Arial"/>
+          <w:color w:val="00000A"/>
+        </w:rPr>
+        <w:t>Video</w:t>
+      </w:r>
+      <w:r>
+        <w:rPr>
+          <w:rFonts w:cs="Arial"/>
+          <w:color w:val="00000A"/>
+        </w:rPr>
+        <w:t xml:space="preserve"> </w:t>
+      </w:r>
+      <w:r>
+        <w:rPr>
+          <w:rFonts w:cs="Arial"/>
+          <w:color w:val="00000A"/>
+        </w:rPr>
+        <w:t>Video</w:t>
       </w:r>
       <w:r>
         <w:rPr>
@@ -23605,7 +23697,7 @@
           <w:i/>
           <w:iCs/>
         </w:rPr>
-        <w:t>Nexys Video</w:t>
+        <w:t xml:space="preserve">Nexys </w:t>
       </w:r>
       <w:r>
         <w:rPr>
@@ -23613,7 +23705,15 @@
           <w:i/>
           <w:iCs/>
         </w:rPr>
-        <w:t>VideoNoDDRPath]</w:t>
+        <w:t>Video</w:t>
+      </w:r>
+      <w:r>
+        <w:rPr>
+          <w:rFonts w:cs="Arial"/>
+          <w:i/>
+          <w:iCs/>
+        </w:rPr>
+        <w:t>NoDDRPath]</w:t>
       </w:r>
       <w:r>
         <w:rPr>
@@ -23784,7 +23884,7 @@
           <w:iCs/>
           <w:color w:val="000000" w:themeColor="text1"/>
         </w:rPr>
-        <w:t>Nexys Video</w:t>
+        <w:t xml:space="preserve">Nexys </w:t>
       </w:r>
       <w:r>
         <w:rPr>
@@ -23793,7 +23893,7 @@
           <w:iCs/>
           <w:color w:val="000000" w:themeColor="text1"/>
         </w:rPr>
-        <w:t>VideoNoDDRPath]</w:t>
+        <w:t>Video</w:t>
       </w:r>
       <w:r>
         <w:rPr>
@@ -23802,7 +23902,7 @@
           <w:iCs/>
           <w:color w:val="000000" w:themeColor="text1"/>
         </w:rPr>
-        <w:t>/src/</w:t>
+        <w:t>NoDDRPath]</w:t>
       </w:r>
       <w:r>
         <w:rPr>
@@ -23811,7 +23911,7 @@
           <w:iCs/>
           <w:color w:val="000000" w:themeColor="text1"/>
         </w:rPr>
-        <w:t>VeeRwolf</w:t>
+        <w:t>/src/</w:t>
       </w:r>
       <w:r>
         <w:rPr>
@@ -23820,7 +23920,7 @@
           <w:iCs/>
           <w:color w:val="000000" w:themeColor="text1"/>
         </w:rPr>
-        <w:t>/</w:t>
+        <w:t>VeeRwolf</w:t>
       </w:r>
       <w:r>
         <w:rPr>
@@ -23829,7 +23929,7 @@
           <w:iCs/>
           <w:color w:val="000000" w:themeColor="text1"/>
         </w:rPr>
-        <w:t>VeeR_EL2CoreComplex</w:t>
+        <w:t>/</w:t>
       </w:r>
       <w:r>
         <w:rPr>
@@ -23838,76 +23938,85 @@
           <w:iCs/>
           <w:color w:val="000000" w:themeColor="text1"/>
         </w:rPr>
-        <w:t xml:space="preserve">/include </w:t>
-      </w:r>
-      <w:r>
-        <w:rPr>
-          <w:rFonts w:eastAsia="Arial" w:cs="Arial"/>
-          <w:color w:val="00000A"/>
-        </w:rPr>
-        <w:t xml:space="preserve">contains several files used for the configuration of the </w:t>
-      </w:r>
-      <w:r>
-        <w:rPr>
-          <w:rFonts w:eastAsia="Arial" w:cs="Arial"/>
-          <w:color w:val="00000A"/>
-        </w:rPr>
-        <w:t>RVfpgaEL2</w:t>
-      </w:r>
-      <w:r>
-        <w:rPr>
-          <w:rFonts w:eastAsia="Arial" w:cs="Arial"/>
-          <w:color w:val="00000A"/>
-        </w:rPr>
-        <w:t xml:space="preserve"> System. In that folder, the initial comment of file </w:t>
+        <w:t>VeeR_EL2CoreComplex</w:t>
       </w:r>
       <w:r>
         <w:rPr>
           <w:rFonts w:eastAsia="Arial" w:cs="Arial"/>
           <w:i/>
           <w:iCs/>
-          <w:color w:val="00000A"/>
-        </w:rPr>
-        <w:t>common_defines.vh</w:t>
+          <w:color w:val="000000" w:themeColor="text1"/>
+        </w:rPr>
+        <w:t xml:space="preserve">/include </w:t>
       </w:r>
       <w:r>
         <w:rPr>
           <w:rFonts w:eastAsia="Arial" w:cs="Arial"/>
           <w:color w:val="00000A"/>
         </w:rPr>
-        <w:t xml:space="preserve"> describe</w:t>
+        <w:t xml:space="preserve">contains several files used for the configuration of the </w:t>
       </w:r>
       <w:r>
         <w:rPr>
           <w:rFonts w:eastAsia="Arial" w:cs="Arial"/>
           <w:color w:val="00000A"/>
         </w:rPr>
-        <w:t>s</w:t>
+        <w:t>RVfpgaEL2</w:t>
       </w:r>
       <w:r>
         <w:rPr>
           <w:rFonts w:eastAsia="Arial" w:cs="Arial"/>
           <w:color w:val="00000A"/>
         </w:rPr>
-        <w:t xml:space="preserve"> the configuration used in our default system: </w:t>
-      </w:r>
-    </w:p>
-    <w:p>
-      <w:pPr>
-        <w:rPr>
-          <w:rFonts w:eastAsia="Arial" w:cs="Arial"/>
-          <w:color w:val="00000A"/>
-        </w:rPr>
-      </w:pPr>
-    </w:p>
-    <w:p>
-      <w:pPr>
-        <w:ind w:left="720"/>
+        <w:t xml:space="preserve"> System. In that folder, the initial comment of file </w:t>
+      </w:r>
+      <w:r>
         <w:rPr>
           <w:rFonts w:eastAsia="Arial" w:cs="Arial"/>
           <w:i/>
           <w:iCs/>
           <w:color w:val="00000A"/>
+        </w:rPr>
+        <w:t>common_defines.vh</w:t>
+      </w:r>
+      <w:r>
+        <w:rPr>
+          <w:rFonts w:eastAsia="Arial" w:cs="Arial"/>
+          <w:color w:val="00000A"/>
+        </w:rPr>
+        <w:t xml:space="preserve"> describe</w:t>
+      </w:r>
+      <w:r>
+        <w:rPr>
+          <w:rFonts w:eastAsia="Arial" w:cs="Arial"/>
+          <w:color w:val="00000A"/>
+        </w:rPr>
+        <w:t>s</w:t>
+      </w:r>
+      <w:r>
+        <w:rPr>
+          <w:rFonts w:eastAsia="Arial" w:cs="Arial"/>
+          <w:color w:val="00000A"/>
+        </w:rPr>
+        <w:t xml:space="preserve"> the configuration used in our default system: </w:t>
+      </w:r>
+    </w:p>
+    <w:p>
+      <w:pPr>
+        <w:rPr>
+          <w:rFonts w:eastAsia="Arial" w:cs="Arial"/>
+          <w:color w:val="00000A"/>
+        </w:rPr>
+      </w:pPr>
+    </w:p>
+    <w:p>
+      <w:pPr>
+        <w:ind w:left="720"/>
+        <w:rPr>
+          <w:rFonts w:eastAsia="Arial" w:cs="Arial"/>
+          <w:i/>
+          <w:iCs/>
+          <w:color w:val="00000A"/>
           <w:sz w:val="20"/>
           <w:szCs w:val="20"/>
         </w:rPr>
@@ -24084,7 +24193,7 @@
           <w:iCs/>
           <w:color w:val="000000" w:themeColor="text1"/>
         </w:rPr>
-        <w:t>Nexys Video</w:t>
+        <w:t xml:space="preserve">Nexys </w:t>
       </w:r>
       <w:r>
         <w:rPr>
@@ -24093,7 +24202,16 @@
           <w:iCs/>
           <w:color w:val="000000" w:themeColor="text1"/>
         </w:rPr>
-        <w:t>VideoNoDDRPath]</w:t>
+        <w:t>Video</w:t>
+      </w:r>
+      <w:r>
+        <w:rPr>
+          <w:rFonts w:eastAsia="Arial" w:cs="Arial"/>
+          <w:i/>
+          <w:iCs/>
+          <w:color w:val="000000" w:themeColor="text1"/>
+        </w:rPr>
+        <w:t>NoDDRPath]</w:t>
       </w:r>
       <w:r>
         <w:rPr>
@@ -24224,7 +24342,7 @@
           <w:iCs/>
           <w:color w:val="000000" w:themeColor="text1"/>
         </w:rPr>
-        <w:t>Nexys Video</w:t>
+        <w:t xml:space="preserve">Nexys </w:t>
       </w:r>
       <w:r>
         <w:rPr>
@@ -24233,7 +24351,16 @@
           <w:iCs/>
           <w:color w:val="000000" w:themeColor="text1"/>
         </w:rPr>
-        <w:t>VideoNoDDRPath]</w:t>
+        <w:t>Video</w:t>
+      </w:r>
+      <w:r>
+        <w:rPr>
+          <w:rFonts w:eastAsia="Arial" w:cs="Arial"/>
+          <w:i/>
+          <w:iCs/>
+          <w:color w:val="000000" w:themeColor="text1"/>
+        </w:rPr>
+        <w:t>NoDDRPath]</w:t>
       </w:r>
       <w:r>
         <w:rPr>
@@ -25028,27 +25155,48 @@
           <w:rFonts w:eastAsia="Arial" w:cs="Arial"/>
           <w:color w:val="000000" w:themeColor="text1"/>
         </w:rPr>
-        <w:t>Nexys Video Video</w:t>
+        <w:t xml:space="preserve">Nexys </w:t>
       </w:r>
       <w:r>
         <w:rPr>
           <w:rFonts w:eastAsia="Arial" w:cs="Arial"/>
           <w:color w:val="000000" w:themeColor="text1"/>
         </w:rPr>
-        <w:t xml:space="preserve"> Platform </w:t>
+        <w:t>Video</w:t>
       </w:r>
       <w:r>
         <w:rPr>
           <w:rFonts w:eastAsia="Arial" w:cs="Arial"/>
           <w:color w:val="000000" w:themeColor="text1"/>
         </w:rPr>
-        <w:t>in file</w:t>
+        <w:t xml:space="preserve"> </w:t>
       </w:r>
       <w:r>
         <w:rPr>
           <w:rFonts w:eastAsia="Arial" w:cs="Arial"/>
           <w:color w:val="000000" w:themeColor="text1"/>
         </w:rPr>
+        <w:t>Video</w:t>
+      </w:r>
+      <w:r>
+        <w:rPr>
+          <w:rFonts w:eastAsia="Arial" w:cs="Arial"/>
+          <w:color w:val="000000" w:themeColor="text1"/>
+        </w:rPr>
+        <w:t xml:space="preserve"> Platform </w:t>
+      </w:r>
+      <w:r>
+        <w:rPr>
+          <w:rFonts w:eastAsia="Arial" w:cs="Arial"/>
+          <w:color w:val="000000" w:themeColor="text1"/>
+        </w:rPr>
+        <w:t>in file</w:t>
+      </w:r>
+      <w:r>
+        <w:rPr>
+          <w:rFonts w:eastAsia="Arial" w:cs="Arial"/>
+          <w:color w:val="000000" w:themeColor="text1"/>
+        </w:rPr>
         <w:t xml:space="preserve"> </w:t>
       </w:r>
       <w:r>
@@ -25067,7 +25215,7 @@
           <w:iCs/>
           <w:color w:val="000000" w:themeColor="text1"/>
         </w:rPr>
-        <w:t>Nexys Video</w:t>
+        <w:t xml:space="preserve">Nexys </w:t>
       </w:r>
       <w:r>
         <w:rPr>
@@ -25076,7 +25224,16 @@
           <w:iCs/>
           <w:color w:val="000000" w:themeColor="text1"/>
         </w:rPr>
-        <w:t>VideoNoDDRPath]</w:t>
+        <w:t>Video</w:t>
+      </w:r>
+      <w:r>
+        <w:rPr>
+          <w:rFonts w:eastAsia="Arial" w:cs="Arial"/>
+          <w:i/>
+          <w:iCs/>
+          <w:color w:val="000000" w:themeColor="text1"/>
+        </w:rPr>
+        <w:t>NoDDRPath]</w:t>
       </w:r>
       <w:r>
         <w:rPr>
@@ -25347,7 +25504,7 @@
               </wp:anchor>
             </w:drawing>
           </mc:Choice>
-          <mc:Fallback xmlns:a="http://schemas.openxmlformats.org/drawingml/2006/main" xmlns:pic="http://schemas.openxmlformats.org/drawingml/2006/picture" xmlns:a14="http://schemas.microsoft.com/office/drawing/2010/main">
+          <mc:Fallback xmlns:a14="http://schemas.microsoft.com/office/drawing/2010/main" xmlns:pic="http://schemas.openxmlformats.org/drawingml/2006/picture" xmlns:a="http://schemas.openxmlformats.org/drawingml/2006/main">
             <w:pict w14:anchorId="0C69365E">
               <v:shapetype id="_x0000_t67" coordsize="21600,21600" o:spt="67" adj="16200,5400" path="m0@0l@1@0@1,0@2,0@2@0,21600@0,10800,21600xe" w14:anchorId="09BD6302">
                 <v:stroke joinstyle="miter"/>
@@ -25651,7 +25808,7 @@
               </wp:anchor>
             </w:drawing>
           </mc:Choice>
-          <mc:Fallback xmlns:a="http://schemas.openxmlformats.org/drawingml/2006/main" xmlns:pic="http://schemas.openxmlformats.org/drawingml/2006/picture" xmlns:a14="http://schemas.microsoft.com/office/drawing/2010/main">
+          <mc:Fallback xmlns:a14="http://schemas.microsoft.com/office/drawing/2010/main" xmlns:pic="http://schemas.openxmlformats.org/drawingml/2006/picture" xmlns:a="http://schemas.openxmlformats.org/drawingml/2006/main">
             <w:pict w14:anchorId="0336740D">
               <v:shape id="Arrow: Down 1" style="position:absolute;margin-left:151.6pt;margin-top:3.4pt;width:90pt;height:16.55pt;z-index:251702272;visibility:visible;mso-wrap-style:square;mso-width-percent:0;mso-height-percent:0;mso-wrap-distance-left:9pt;mso-wrap-distance-top:0;mso-wrap-distance-right:9pt;mso-wrap-distance-bottom:0;mso-position-horizontal:absolute;mso-position-horizontal-relative:text;mso-position-vertical:absolute;mso-position-vertical-relative:text;mso-width-percent:0;mso-height-percent:0;mso-width-relative:margin;mso-height-relative:margin;v-text-anchor:middle" o:spid="_x0000_s1026" fillcolor="#76923c [2406]" strokecolor="black [3213]" strokeweight="2pt" type="#_x0000_t67" adj="10800" o:gfxdata="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" w14:anchorId="3378A3D8"/>
             </w:pict>

--- a/RVfpga/RVfpgaEL2/RVfpga_NexysVideo-NoDDR/Labs/Lab11/RVfpga_Lab11_VeeR-EL2_NexysVideo-NoDDR.docx
+++ b/RVfpga/RVfpgaEL2/RVfpga_NexysVideo-NoDDR/Labs/Lab11/RVfpga_Lab11_VeeR-EL2_NexysVideo-NoDDR.docx
@@ -3574,10 +3574,10 @@
             <v:path o:extrusionok="f" gradientshapeok="t" o:connecttype="rect"/>
             <o:lock v:ext="edit" aspectratio="t"/>
           </v:shapetype>
-          <v:shape id="_x0000_i1025" type="#_x0000_t75" style="width:566.2pt;height:214.4pt" o:ole="">
+          <v:shape id="_x0000_i1025" type="#_x0000_t75" style="width:566.15pt;height:214.6pt" o:ole="">
             <v:imagedata r:id="rId13" o:title=""/>
           </v:shape>
-          <o:OLEObject Type="Embed" ProgID="Visio.Drawing.15" ShapeID="_x0000_i1025" DrawAspect="Content" ObjectID="_1821815058" r:id="rId14"/>
+          <o:OLEObject Type="Embed" ProgID="Visio.Drawing.15" ShapeID="_x0000_i1025" DrawAspect="Content" ObjectID="_1821823992" r:id="rId14"/>
         </w:object>
       </w:r>
     </w:p>
@@ -3912,12 +3912,10 @@
           <w:iCs w:val="0"/>
         </w:rPr>
         <w:sectPr>
-          <w:headerReference w:type="even" r:id="rId15"/>
-          <w:headerReference w:type="default" r:id="rId16"/>
-          <w:footerReference w:type="even" r:id="rId17"/>
-          <w:footerReference w:type="default" r:id="rId18"/>
-          <w:headerReference w:type="first" r:id="rId19"/>
-          <w:footerReference w:type="first" r:id="rId20"/>
+          <w:headerReference w:type="default" r:id="rId15"/>
+          <w:footerReference w:type="default" r:id="rId16"/>
+          <w:headerReference w:type="first" r:id="rId17"/>
+          <w:footerReference w:type="first" r:id="rId18"/>
           <w:pgSz w:w="11906" w:h="16838"/>
           <w:pgMar w:top="1800" w:right="1440" w:bottom="1440" w:left="1418" w:header="706" w:footer="389" w:gutter="0"/>
           <w:cols w:space="720"/>
@@ -3935,10 +3933,10 @@
       </w:pPr>
       <w:r>
         <w:object w:dxaOrig="27252" w:dyaOrig="11221" w14:anchorId="66A7DE32">
-          <v:shape id="_x0000_i1026" type="#_x0000_t75" style="width:840.65pt;height:346.75pt" o:ole="">
-            <v:imagedata r:id="rId21" o:title=""/>
+          <v:shape id="_x0000_i1026" type="#_x0000_t75" style="width:840.7pt;height:346.75pt" o:ole="">
+            <v:imagedata r:id="rId19" o:title=""/>
           </v:shape>
-          <o:OLEObject Type="Embed" ProgID="Visio.Drawing.15" ShapeID="_x0000_i1026" DrawAspect="Content" ObjectID="_1821815059" r:id="rId22"/>
+          <o:OLEObject Type="Embed" ProgID="Visio.Drawing.15" ShapeID="_x0000_i1026" DrawAspect="Content" ObjectID="_1821823993" r:id="rId20"/>
         </w:object>
       </w:r>
     </w:p>
@@ -4036,7 +4034,7 @@
               </wp:anchor>
             </w:drawing>
           </mc:Choice>
-          <mc:Fallback xmlns:a="http://schemas.openxmlformats.org/drawingml/2006/main" xmlns:pic="http://schemas.openxmlformats.org/drawingml/2006/picture" xmlns:a14="http://schemas.microsoft.com/office/drawing/2010/main">
+          <mc:Fallback xmlns:a14="http://schemas.microsoft.com/office/drawing/2010/main" xmlns:pic="http://schemas.openxmlformats.org/drawingml/2006/picture" xmlns:a="http://schemas.openxmlformats.org/drawingml/2006/main">
             <w:pict w14:anchorId="7FEE0ACD">
               <v:rect id="Rectángulo 4" style="position:absolute;margin-left:-14.9pt;margin-top:14.4pt;width:475.45pt;height:35.3pt;z-index:251699200;visibility:visible;mso-wrap-style:square;mso-width-percent:0;mso-height-percent:0;mso-wrap-distance-left:9pt;mso-wrap-distance-top:0;mso-wrap-distance-right:9pt;mso-wrap-distance-bottom:0;mso-position-horizontal:absolute;mso-position-horizontal-relative:text;mso-position-vertical:absolute;mso-position-vertical-relative:text;mso-width-percent:0;mso-height-percent:0;mso-width-relative:margin;mso-height-relative:margin;v-text-anchor:middle" o:spid="_x0000_s1026" fillcolor="white [3212]" stroked="f" strokeweight="2pt" w14:anchorId="4C526A57" o:gfxdata="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"/>
             </w:pict>
@@ -4300,10 +4298,10 @@
     <w:p>
       <w:r>
         <w:object w:dxaOrig="29290" w:dyaOrig="22283" w14:anchorId="5DFF5757">
-          <v:shape id="_x0000_i1027" type="#_x0000_t75" style="width:450.95pt;height:343.25pt" o:ole="">
-            <v:imagedata r:id="rId23" o:title=""/>
+          <v:shape id="_x0000_i1027" type="#_x0000_t75" style="width:451.05pt;height:343.15pt" o:ole="">
+            <v:imagedata r:id="rId21" o:title=""/>
           </v:shape>
-          <o:OLEObject Type="Embed" ProgID="Visio.Drawing.15" ShapeID="_x0000_i1027" DrawAspect="Content" ObjectID="_1821815060" r:id="rId24"/>
+          <o:OLEObject Type="Embed" ProgID="Visio.Drawing.15" ShapeID="_x0000_i1027" DrawAspect="Content" ObjectID="_1821823994" r:id="rId22"/>
         </w:object>
       </w:r>
     </w:p>
@@ -4825,7 +4823,11 @@
     </w:p>
     <w:p>
       <w:r>
-        <w:t xml:space="preserve">If the instruction address is within the Main Memory address range, the I$ provides the instruction. Upon an I$ miss, the pipeline must stall until the instruction is provided by Main Memory through the AXI bus, which takes several cycles. </w:t>
+        <w:t xml:space="preserve">If the instruction address is within the Main Memory address range, the I$ provides the instruction. Upon an I$ miss, the pipeline must stall until the instruction is provided by Main </w:t>
+      </w:r>
+      <w:r>
+        <w:lastRenderedPageBreak/>
+        <w:t xml:space="preserve">Memory through the AXI bus, which takes several cycles. </w:t>
       </w:r>
       <w:r>
         <w:t xml:space="preserve">In case </w:t>
@@ -5394,10 +5396,10 @@
           <w:iCs w:val="0"/>
         </w:rPr>
         <w:sectPr>
-          <w:headerReference w:type="default" r:id="rId25"/>
-          <w:footerReference w:type="default" r:id="rId26"/>
-          <w:headerReference w:type="first" r:id="rId27"/>
-          <w:footerReference w:type="first" r:id="rId28"/>
+          <w:headerReference w:type="default" r:id="rId23"/>
+          <w:footerReference w:type="default" r:id="rId24"/>
+          <w:headerReference w:type="first" r:id="rId25"/>
+          <w:footerReference w:type="first" r:id="rId26"/>
           <w:pgSz w:w="11906" w:h="16838"/>
           <w:pgMar w:top="1800" w:right="1440" w:bottom="1440" w:left="1418" w:header="706" w:footer="389" w:gutter="0"/>
           <w:cols w:space="720"/>
@@ -5414,10 +5416,10 @@
       </w:pPr>
       <w:r>
         <w:object w:dxaOrig="26388" w:dyaOrig="20086" w14:anchorId="6D7A02BD">
-          <v:shape id="_x0000_i1028" type="#_x0000_t75" style="width:625.25pt;height:475.9pt" o:ole="">
-            <v:imagedata r:id="rId29" o:title=""/>
+          <v:shape id="_x0000_i1028" type="#_x0000_t75" style="width:625.4pt;height:476.05pt" o:ole="">
+            <v:imagedata r:id="rId27" o:title=""/>
           </v:shape>
-          <o:OLEObject Type="Embed" ProgID="Visio.Drawing.15" ShapeID="_x0000_i1028" DrawAspect="Content" ObjectID="_1821815061" r:id="rId30"/>
+          <o:OLEObject Type="Embed" ProgID="Visio.Drawing.15" ShapeID="_x0000_i1028" DrawAspect="Content" ObjectID="_1821823995" r:id="rId28"/>
         </w:object>
       </w:r>
     </w:p>
@@ -5485,6 +5487,7 @@
           <w:sz w:val="24"/>
           <w:u w:val="single"/>
         </w:rPr>
+        <w:lastRenderedPageBreak/>
         <w:t>Aligner</w:t>
       </w:r>
     </w:p>
@@ -6800,10 +6803,10 @@
       </w:pPr>
       <w:r>
         <w:object w:dxaOrig="25875" w:dyaOrig="5130" w14:anchorId="4C69BCEC">
-          <v:shape id="_x0000_i1029" type="#_x0000_t75" style="width:520.1pt;height:103.6pt" o:ole="">
-            <v:imagedata r:id="rId31" o:title=""/>
+          <v:shape id="_x0000_i1029" type="#_x0000_t75" style="width:520.1pt;height:103.65pt" o:ole="">
+            <v:imagedata r:id="rId29" o:title=""/>
           </v:shape>
-          <o:OLEObject Type="Embed" ProgID="Visio.Drawing.15" ShapeID="_x0000_i1029" DrawAspect="Content" ObjectID="_1821815062" r:id="rId32"/>
+          <o:OLEObject Type="Embed" ProgID="Visio.Drawing.15" ShapeID="_x0000_i1029" DrawAspect="Content" ObjectID="_1821823996" r:id="rId30"/>
         </w:object>
       </w:r>
     </w:p>
@@ -9330,7 +9333,7 @@
           <w:lang w:val="es-ES" w:eastAsia="es-ES"/>
         </w:rPr>
         <w:drawing>
-          <wp:inline distT="0" distB="0" distL="0" distR="0" wp14:anchorId="44371900" wp14:editId="69831E8D">
+          <wp:inline distT="0" distB="0" distL="0" distR="0" wp14:anchorId="44371900" wp14:editId="69760DAB">
             <wp:extent cx="5152445" cy="1132650"/>
             <wp:effectExtent l="0" t="0" r="0" b="0"/>
             <wp:docPr id="8" name="Picture 8" descr="Text&#10;&#10;Description automatically generated"/>
@@ -9345,7 +9348,7 @@
                     <pic:cNvPicPr/>
                   </pic:nvPicPr>
                   <pic:blipFill>
-                    <a:blip r:embed="rId33" cstate="print">
+                    <a:blip r:embed="rId31" cstate="print">
                       <a:extLst>
                         <a:ext uri="{28A0092B-C50C-407E-A947-70E740481C1C}">
                           <a14:useLocalDpi xmlns:a14="http://schemas.microsoft.com/office/drawing/2010/main" val="0"/>
@@ -10818,10 +10821,10 @@
       </w:pPr>
       <w:r>
         <w:object w:dxaOrig="29713" w:dyaOrig="21907" w14:anchorId="575CB061">
-          <v:shape id="_x0000_i1030" type="#_x0000_t75" style="width:546.65pt;height:402.95pt" o:ole="">
-            <v:imagedata r:id="rId34" o:title=""/>
+          <v:shape id="_x0000_i1030" type="#_x0000_t75" style="width:546.7pt;height:403.1pt" o:ole="">
+            <v:imagedata r:id="rId32" o:title=""/>
           </v:shape>
-          <o:OLEObject Type="Embed" ProgID="Visio.Drawing.15" ShapeID="_x0000_i1030" DrawAspect="Content" ObjectID="_1821815063" r:id="rId35"/>
+          <o:OLEObject Type="Embed" ProgID="Visio.Drawing.15" ShapeID="_x0000_i1030" DrawAspect="Content" ObjectID="_1821823997" r:id="rId33"/>
         </w:object>
       </w:r>
     </w:p>
@@ -13035,6 +13038,7 @@
                 <w:szCs w:val="18"/>
                 <w:lang w:val="de-DE"/>
               </w:rPr>
+              <w:lastRenderedPageBreak/>
               <w:t>2f4:</w:t>
             </w:r>
             <w:r>
@@ -13339,6 +13343,7 @@
         <w:jc w:val="center"/>
       </w:pPr>
       <w:r>
+        <w:lastRenderedPageBreak/>
         <w:t>(b)</w:t>
       </w:r>
     </w:p>
@@ -14018,6 +14023,7 @@
           <w:noProof/>
           <w:lang w:val="es-ES" w:eastAsia="es-ES"/>
         </w:rPr>
+        <w:lastRenderedPageBreak/>
         <mc:AlternateContent>
           <mc:Choice Requires="wps">
             <w:drawing>
@@ -14343,7 +14349,7 @@
               </wp:anchor>
             </w:drawing>
           </mc:Choice>
-          <mc:Fallback xmlns:a14="http://schemas.microsoft.com/office/drawing/2010/main" xmlns:pic="http://schemas.openxmlformats.org/drawingml/2006/picture" xmlns:a="http://schemas.openxmlformats.org/drawingml/2006/main">
+          <mc:Fallback xmlns:a="http://schemas.openxmlformats.org/drawingml/2006/main" xmlns:pic="http://schemas.openxmlformats.org/drawingml/2006/picture" xmlns:a14="http://schemas.microsoft.com/office/drawing/2010/main">
             <w:pict w14:anchorId="4EB5BF62">
               <v:shapetype id="_x0000_t32" coordsize="21600,21600" o:oned="t" filled="f" o:spt="32" path="m,l21600,21600e" w14:anchorId="383F92DA">
                 <v:path fillok="f" arrowok="t" o:connecttype="none"/>
@@ -14423,7 +14429,7 @@
               </wp:anchor>
             </w:drawing>
           </mc:Choice>
-          <mc:Fallback xmlns:a14="http://schemas.microsoft.com/office/drawing/2010/main" xmlns:pic="http://schemas.openxmlformats.org/drawingml/2006/picture" xmlns:a="http://schemas.openxmlformats.org/drawingml/2006/main">
+          <mc:Fallback xmlns:a="http://schemas.openxmlformats.org/drawingml/2006/main" xmlns:pic="http://schemas.openxmlformats.org/drawingml/2006/picture" xmlns:a14="http://schemas.microsoft.com/office/drawing/2010/main">
             <w:pict w14:anchorId="3EAF1C27">
               <v:shape id="Conector recto de flecha 53" style="position:absolute;margin-left:199.55pt;margin-top:5.2pt;width:35.55pt;height:61pt;flip:x y;z-index:251692032;visibility:visible;mso-wrap-style:square;mso-width-percent:0;mso-height-percent:0;mso-wrap-distance-left:9pt;mso-wrap-distance-top:0;mso-wrap-distance-right:9pt;mso-wrap-distance-bottom:0;mso-position-horizontal:absolute;mso-position-horizontal-relative:text;mso-position-vertical:absolute;mso-position-vertical-relative:text;mso-width-percent:0;mso-height-percent:0;mso-width-relative:margin;mso-height-relative:margin" o:spid="_x0000_s1026" strokecolor="#ffc000" strokeweight="2pt" type="#_x0000_t32" o:gfxdata="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" w14:anchorId="1908FC02">
                 <v:stroke endarrow="block"/>
@@ -14468,7 +14474,7 @@
                     <pic:cNvPicPr/>
                   </pic:nvPicPr>
                   <pic:blipFill>
-                    <a:blip r:embed="rId36">
+                    <a:blip r:embed="rId34">
                       <a:extLst>
                         <a:ext uri="{28A0092B-C50C-407E-A947-70E740481C1C}">
                           <a14:useLocalDpi xmlns:a14="http://schemas.microsoft.com/office/drawing/2010/main" val="0"/>
@@ -15656,7 +15662,14 @@
         <w:rPr>
           <w:rFonts w:cs="Arial"/>
         </w:rPr>
-        <w:t>: The Instruction Memory provides a 32-bit signal that includes the second instruction (</w:t>
+        <w:t xml:space="preserve">: The </w:t>
+      </w:r>
+      <w:r>
+        <w:rPr>
+          <w:rFonts w:cs="Arial"/>
+        </w:rPr>
+        <w:lastRenderedPageBreak/>
+        <w:t>Instruction Memory provides a 32-bit signal that includes the second instruction (</w:t>
       </w:r>
       <w:r>
         <w:rPr>
@@ -17417,6 +17430,7 @@
         <w:ind w:left="142"/>
       </w:pPr>
       <w:r>
+        <w:lastRenderedPageBreak/>
         <w:t xml:space="preserve">   </w:t>
       </w:r>
       <w:r>
@@ -17443,7 +17457,7 @@
                     <pic:cNvPicPr/>
                   </pic:nvPicPr>
                   <pic:blipFill>
-                    <a:blip r:embed="rId37">
+                    <a:blip r:embed="rId35">
                       <a:extLst>
                         <a:ext uri="{28A0092B-C50C-407E-A947-70E740481C1C}">
                           <a14:useLocalDpi xmlns:a14="http://schemas.microsoft.com/office/drawing/2010/main" val="0"/>
@@ -17658,7 +17672,7 @@
       <w:r>
         <w:t xml:space="preserve"> (</w:t>
       </w:r>
-      <w:hyperlink r:id="rId38">
+      <w:hyperlink r:id="rId36">
         <w:r>
           <w:rPr>
             <w:rStyle w:val="af5"/>
@@ -17899,7 +17913,11 @@
         <w:t>mhpmevent31</w:t>
       </w:r>
       <w:r>
-        <w:t xml:space="preserve">) are hardwired to ‘0’. </w:t>
+        <w:t xml:space="preserve">) are </w:t>
+      </w:r>
+      <w:r>
+        <w:lastRenderedPageBreak/>
+        <w:t xml:space="preserve">hardwired to ‘0’. </w:t>
       </w:r>
       <w:r>
         <w:t>Enabling</w:t>
@@ -18005,7 +18023,7 @@
         </w:rPr>
         <w:t xml:space="preserve"> Programmer’s Reference Manual (</w:t>
       </w:r>
-      <w:hyperlink r:id="rId39">
+      <w:hyperlink r:id="rId37">
         <w:r>
           <w:rPr>
             <w:rStyle w:val="af5"/>
@@ -21646,7 +21664,7 @@
       <w:r>
         <w:t>(</w:t>
       </w:r>
-      <w:hyperlink r:id="rId40">
+      <w:hyperlink r:id="rId38">
         <w:r>
           <w:rPr>
             <w:rStyle w:val="af5"/>
@@ -21936,6 +21954,7 @@
     <w:p/>
     <w:p>
       <w:r>
+        <w:lastRenderedPageBreak/>
         <w:t>The .h file (</w:t>
       </w:r>
       <w:r>
@@ -22657,6 +22676,7 @@
         <w:rPr>
           <w:noProof/>
         </w:rPr>
+        <w:lastRenderedPageBreak/>
         <w:drawing>
           <wp:inline distT="0" distB="0" distL="0" distR="0" wp14:anchorId="0C4FCD22" wp14:editId="7403F4ED">
             <wp:extent cx="4833204" cy="4984750"/>
@@ -22673,7 +22693,7 @@
                     <pic:cNvPicPr/>
                   </pic:nvPicPr>
                   <pic:blipFill>
-                    <a:blip r:embed="rId41"/>
+                    <a:blip r:embed="rId39"/>
                     <a:stretch>
                       <a:fillRect/>
                     </a:stretch>
@@ -23197,6 +23217,7 @@
         <w:rPr>
           <w:color w:val="FFFFFF" w:themeColor="background1"/>
         </w:rPr>
+        <w:lastRenderedPageBreak/>
         <w:t>Configuration of the VeeR EL2 Core</w:t>
       </w:r>
     </w:p>
@@ -23351,7 +23372,7 @@
         </w:rPr>
         <w:t xml:space="preserve"> EL2 Programmer’s Reference Manual available at: </w:t>
       </w:r>
-      <w:hyperlink r:id="rId42">
+      <w:hyperlink r:id="rId40">
         <w:r>
           <w:rPr>
             <w:rStyle w:val="af5"/>
@@ -23504,6 +23525,7 @@
         </w:rPr>
       </w:pPr>
       <w:r>
+        <w:lastRenderedPageBreak/>
         <w:t xml:space="preserve">Table </w:t>
       </w:r>
       <w:r>
@@ -23589,7 +23611,7 @@
                     <pic:cNvPicPr/>
                   </pic:nvPicPr>
                   <pic:blipFill>
-                    <a:blip r:embed="rId43">
+                    <a:blip r:embed="rId41">
                       <a:extLst>
                         <a:ext uri="{28A0092B-C50C-407E-A947-70E740481C1C}">
                           <a14:useLocalDpi xmlns:a14="http://schemas.microsoft.com/office/drawing/2010/main" val="0"/>
@@ -24030,6 +24052,7 @@
           <w:sz w:val="20"/>
           <w:szCs w:val="20"/>
         </w:rPr>
+        <w:lastRenderedPageBreak/>
         <w:t>// cmd:    veer -unset=assert_on -set=reset_vec=0x80000000 -set=ret_stack_size=2 -set=btb_enable=1 -set=btb_size=8 -set=bht_size=32 -set=dccm_enable=1 -set=dccm_size=16 -set=dma_buf_depth=2 -set=iccm_enable=1 -set=iccm_size=4 -set=icache_enable=1 -set=icache_ecc=0 -set=icache_size=8 -set=icache_2banks=0 -set=icache_num_ways=2 -set=pic_size=32 -set=pic_total_int=8 -set=bitmanip_zba=1 -set=bitmanip_zbb=1 -set=bitmanip_zbc=1 -set=bitmanip_zbe=1 -set=bitmanip_zbf=1 -set=bitmanip_zbp=1 -set=bitmanip_zbr=1 -set=bitmanip_zbs=1 -set=fast_interrupt_redirect=0</w:t>
       </w:r>
     </w:p>
@@ -24944,7 +24967,14 @@
         <w:rPr>
           <w:color w:val="000000" w:themeColor="text1"/>
         </w:rPr>
-        <w:t xml:space="preserve"> System to have the new configuration</w:t>
+        <w:t xml:space="preserve"> System to have the new </w:t>
+      </w:r>
+      <w:r>
+        <w:rPr>
+          <w:color w:val="000000" w:themeColor="text1"/>
+        </w:rPr>
+        <w:lastRenderedPageBreak/>
+        <w:t>configuration</w:t>
       </w:r>
       <w:r>
         <w:rPr>
@@ -25400,7 +25430,7 @@
                     <pic:cNvPicPr/>
                   </pic:nvPicPr>
                   <pic:blipFill>
-                    <a:blip r:embed="rId44">
+                    <a:blip r:embed="rId42">
                       <a:extLst>
                         <a:ext uri="{28A0092B-C50C-407E-A947-70E740481C1C}">
                           <a14:useLocalDpi xmlns:a14="http://schemas.microsoft.com/office/drawing/2010/main" val="0"/>
@@ -25504,7 +25534,7 @@
               </wp:anchor>
             </w:drawing>
           </mc:Choice>
-          <mc:Fallback xmlns:a14="http://schemas.microsoft.com/office/drawing/2010/main" xmlns:pic="http://schemas.openxmlformats.org/drawingml/2006/picture" xmlns:a="http://schemas.openxmlformats.org/drawingml/2006/main">
+          <mc:Fallback xmlns:a="http://schemas.openxmlformats.org/drawingml/2006/main" xmlns:pic="http://schemas.openxmlformats.org/drawingml/2006/picture" xmlns:a14="http://schemas.microsoft.com/office/drawing/2010/main">
             <w:pict w14:anchorId="0C69365E">
               <v:shapetype id="_x0000_t67" coordsize="21600,21600" o:spt="67" adj="16200,5400" path="m0@0l@1@0@1,0@2,0@2@0,21600@0,10800,21600xe" w14:anchorId="09BD6302">
                 <v:stroke joinstyle="miter"/>
@@ -25555,7 +25585,7 @@
                     <pic:cNvPicPr/>
                   </pic:nvPicPr>
                   <pic:blipFill>
-                    <a:blip r:embed="rId45">
+                    <a:blip r:embed="rId43">
                       <a:extLst>
                         <a:ext uri="{28A0092B-C50C-407E-A947-70E740481C1C}">
                           <a14:useLocalDpi xmlns:a14="http://schemas.microsoft.com/office/drawing/2010/main" val="0"/>
@@ -25704,7 +25734,7 @@
                     <pic:cNvPicPr/>
                   </pic:nvPicPr>
                   <pic:blipFill>
-                    <a:blip r:embed="rId44">
+                    <a:blip r:embed="rId42">
                       <a:extLst>
                         <a:ext uri="{28A0092B-C50C-407E-A947-70E740481C1C}">
                           <a14:useLocalDpi xmlns:a14="http://schemas.microsoft.com/office/drawing/2010/main" val="0"/>
@@ -25808,7 +25838,7 @@
               </wp:anchor>
             </w:drawing>
           </mc:Choice>
-          <mc:Fallback xmlns:a14="http://schemas.microsoft.com/office/drawing/2010/main" xmlns:pic="http://schemas.openxmlformats.org/drawingml/2006/picture" xmlns:a="http://schemas.openxmlformats.org/drawingml/2006/main">
+          <mc:Fallback xmlns:a="http://schemas.openxmlformats.org/drawingml/2006/main" xmlns:pic="http://schemas.openxmlformats.org/drawingml/2006/picture" xmlns:a14="http://schemas.microsoft.com/office/drawing/2010/main">
             <w:pict w14:anchorId="0336740D">
               <v:shape id="Arrow: Down 1" style="position:absolute;margin-left:151.6pt;margin-top:3.4pt;width:90pt;height:16.55pt;z-index:251702272;visibility:visible;mso-wrap-style:square;mso-width-percent:0;mso-height-percent:0;mso-wrap-distance-left:9pt;mso-wrap-distance-top:0;mso-wrap-distance-right:9pt;mso-wrap-distance-bottom:0;mso-position-horizontal:absolute;mso-position-horizontal-relative:text;mso-position-vertical:absolute;mso-position-vertical-relative:text;mso-width-percent:0;mso-height-percent:0;mso-width-relative:margin;mso-height-relative:margin;v-text-anchor:middle" o:spid="_x0000_s1026" fillcolor="#76923c [2406]" strokecolor="black [3213]" strokeweight="2pt" type="#_x0000_t67" adj="10800" o:gfxdata="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" w14:anchorId="3378A3D8"/>
             </w:pict>
@@ -25843,7 +25873,7 @@
                     <pic:cNvPicPr/>
                   </pic:nvPicPr>
                   <pic:blipFill>
-                    <a:blip r:embed="rId46">
+                    <a:blip r:embed="rId44">
                       <a:extLst>
                         <a:ext uri="{28A0092B-C50C-407E-A947-70E740481C1C}">
                           <a14:useLocalDpi xmlns:a14="http://schemas.microsoft.com/office/drawing/2010/main" val="0"/>
@@ -25881,10 +25911,10 @@
     </w:p>
     <w:p/>
     <w:sectPr>
-      <w:headerReference w:type="default" r:id="rId47"/>
-      <w:footerReference w:type="default" r:id="rId48"/>
-      <w:headerReference w:type="first" r:id="rId49"/>
-      <w:footerReference w:type="first" r:id="rId50"/>
+      <w:headerReference w:type="default" r:id="rId45"/>
+      <w:footerReference w:type="default" r:id="rId46"/>
+      <w:headerReference w:type="first" r:id="rId47"/>
+      <w:footerReference w:type="first" r:id="rId48"/>
       <w:pgSz w:w="11906" w:h="16838"/>
       <w:pgMar w:top="1800" w:right="1440" w:bottom="1440" w:left="1418" w:header="706" w:footer="389" w:gutter="0"/>
       <w:cols w:space="720"/>
@@ -25916,16 +25946,6 @@
 </file>
 
 <file path=word/footer1.xml><?xml version="1.0" encoding="utf-8"?>
-<w:ftr xmlns:wpc="http://schemas.microsoft.com/office/word/2010/wordprocessingCanvas" xmlns:cx="http://schemas.microsoft.com/office/drawing/2014/chartex" xmlns:cx1="http://schemas.microsoft.com/office/drawing/2015/9/8/chartex" xmlns:cx2="http://schemas.microsoft.com/office/drawing/2015/10/21/chartex" xmlns:cx3="http://schemas.microsoft.com/office/drawing/2016/5/9/chartex" xmlns:cx4="http://schemas.microsoft.com/office/drawing/2016/5/10/chartex" xmlns:cx5="http://schemas.microsoft.com/office/drawing/2016/5/11/chartex" xmlns:cx6="http://schemas.microsoft.com/office/drawing/2016/5/12/chartex" xmlns:cx7="http://schemas.microsoft.com/office/drawing/2016/5/13/chartex" xmlns:cx8="http://schemas.microsoft.com/office/drawing/2016/5/14/chartex" xmlns:mc="http://schemas.openxmlformats.org/markup-compatibility/2006" xmlns:aink="http://schemas.microsoft.com/office/drawing/2016/ink" xmlns:am3d="http://schemas.microsoft.com/office/drawing/2017/model3d" xmlns:o="urn:schemas-microsoft-com:office:office" xmlns:oel="http://schemas.microsoft.com/office/2019/extlst" xmlns:r="http://schemas.openxmlformats.org/officeDocument/2006/relationships" xmlns:m="http://schemas.openxmlformats.org/officeDocument/2006/math" xmlns:v="urn:schemas-microsoft-com:vml" xmlns:wp14="http://schemas.microsoft.com/office/word/2010/wordprocessingDrawing" xmlns:wp="http://schemas.openxmlformats.org/drawingml/2006/wordprocessingDrawing" xmlns:w10="urn:schemas-microsoft-com:office:word" xmlns:w="http://schemas.openxmlformats.org/wordprocessingml/2006/main" xmlns:w14="http://schemas.microsoft.com/office/word/2010/wordml" xmlns:w15="http://schemas.microsoft.com/office/word/2012/wordml" xmlns:w16cex="http://schemas.microsoft.com/office/word/2018/wordml/cex" xmlns:w16cid="http://schemas.microsoft.com/office/word/2016/wordml/cid" xmlns:w16="http://schemas.microsoft.com/office/word/2018/wordml" xmlns:w16du="http://schemas.microsoft.com/office/word/2023/wordml/word16du" xmlns:w16sdtdh="http://schemas.microsoft.com/office/word/2020/wordml/sdtdatahash" xmlns:w16sdtfl="http://schemas.microsoft.com/office/word/2024/wordml/sdtformatlock" xmlns:w16se="http://schemas.microsoft.com/office/word/2015/wordml/symex" xmlns:wpg="http://schemas.microsoft.com/office/word/2010/wordprocessingGroup" xmlns:wpi="http://schemas.microsoft.com/office/word/2010/wordprocessingInk" xmlns:wne="http://schemas.microsoft.com/office/word/2006/wordml" xmlns:wps="http://schemas.microsoft.com/office/word/2010/wordprocessingShape" mc:Ignorable="w14 w15 w16se w16cid w16 w16cex w16sdtdh w16sdtfl w16du wp14">
-  <w:p>
-    <w:pPr>
-      <w:pStyle w:val="a9"/>
-    </w:pPr>
-  </w:p>
-</w:ftr>
-</file>
-
-<file path=word/footer2.xml><?xml version="1.0" encoding="utf-8"?>
 <w:ftr xmlns:wpc="http://schemas.microsoft.com/office/word/2010/wordprocessingCanvas" xmlns:cx="http://schemas.microsoft.com/office/drawing/2014/chartex" xmlns:cx1="http://schemas.microsoft.com/office/drawing/2015/9/8/chartex" xmlns:cx2="http://schemas.microsoft.com/office/drawing/2015/10/21/chartex" xmlns:cx3="http://schemas.microsoft.com/office/drawing/2016/5/9/chartex" xmlns:cx4="http://schemas.microsoft.com/office/drawing/2016/5/10/chartex" xmlns:cx5="http://schemas.microsoft.com/office/drawing/2016/5/11/chartex" xmlns:cx6="http://schemas.microsoft.com/office/drawing/2016/5/12/chartex" xmlns:cx7="http://schemas.microsoft.com/office/drawing/2016/5/13/chartex" xmlns:cx8="http://schemas.microsoft.com/office/drawing/2016/5/14/chartex" xmlns:mc="http://schemas.openxmlformats.org/markup-compatibility/2006" xmlns:aink="http://schemas.microsoft.com/office/drawing/2016/ink" xmlns:am3d="http://schemas.microsoft.com/office/drawing/2017/model3d" xmlns:o="urn:schemas-microsoft-com:office:office" xmlns:oel="http://schemas.microsoft.com/office/2019/extlst" xmlns:r="http://schemas.openxmlformats.org/officeDocument/2006/relationships" xmlns:m="http://schemas.openxmlformats.org/officeDocument/2006/math" xmlns:v="urn:schemas-microsoft-com:vml" xmlns:wp14="http://schemas.microsoft.com/office/word/2010/wordprocessingDrawing" xmlns:wp="http://schemas.openxmlformats.org/drawingml/2006/wordprocessingDrawing" xmlns:w10="urn:schemas-microsoft-com:office:word" xmlns:w="http://schemas.openxmlformats.org/wordprocessingml/2006/main" xmlns:w14="http://schemas.microsoft.com/office/word/2010/wordml" xmlns:w15="http://schemas.microsoft.com/office/word/2012/wordml" xmlns:w16cex="http://schemas.microsoft.com/office/word/2018/wordml/cex" xmlns:w16cid="http://schemas.microsoft.com/office/word/2016/wordml/cid" xmlns:w16="http://schemas.microsoft.com/office/word/2018/wordml" xmlns:w16du="http://schemas.microsoft.com/office/word/2023/wordml/word16du" xmlns:w16sdtdh="http://schemas.microsoft.com/office/word/2020/wordml/sdtdatahash" xmlns:w16sdtfl="http://schemas.microsoft.com/office/word/2024/wordml/sdtformatlock" xmlns:w16se="http://schemas.microsoft.com/office/word/2015/wordml/symex" xmlns:wpg="http://schemas.microsoft.com/office/word/2010/wordprocessingGroup" xmlns:wpi="http://schemas.microsoft.com/office/word/2010/wordprocessingInk" xmlns:wne="http://schemas.microsoft.com/office/word/2006/wordml" xmlns:wps="http://schemas.microsoft.com/office/word/2010/wordprocessingShape" mc:Ignorable="w14 w15 w16se w16cid w16 w16cex w16sdtdh w16sdtfl w16du wp14">
   <w:p>
     <w:pPr>
@@ -26067,7 +26087,7 @@
 </w:ftr>
 </file>
 
-<file path=word/footer3.xml><?xml version="1.0" encoding="utf-8"?>
+<file path=word/footer2.xml><?xml version="1.0" encoding="utf-8"?>
 <w:ftr xmlns:wpc="http://schemas.microsoft.com/office/word/2010/wordprocessingCanvas" xmlns:cx="http://schemas.microsoft.com/office/drawing/2014/chartex" xmlns:cx1="http://schemas.microsoft.com/office/drawing/2015/9/8/chartex" xmlns:cx2="http://schemas.microsoft.com/office/drawing/2015/10/21/chartex" xmlns:cx3="http://schemas.microsoft.com/office/drawing/2016/5/9/chartex" xmlns:cx4="http://schemas.microsoft.com/office/drawing/2016/5/10/chartex" xmlns:cx5="http://schemas.microsoft.com/office/drawing/2016/5/11/chartex" xmlns:cx6="http://schemas.microsoft.com/office/drawing/2016/5/12/chartex" xmlns:cx7="http://schemas.microsoft.com/office/drawing/2016/5/13/chartex" xmlns:cx8="http://schemas.microsoft.com/office/drawing/2016/5/14/chartex" xmlns:mc="http://schemas.openxmlformats.org/markup-compatibility/2006" xmlns:aink="http://schemas.microsoft.com/office/drawing/2016/ink" xmlns:am3d="http://schemas.microsoft.com/office/drawing/2017/model3d" xmlns:o="urn:schemas-microsoft-com:office:office" xmlns:oel="http://schemas.microsoft.com/office/2019/extlst" xmlns:r="http://schemas.openxmlformats.org/officeDocument/2006/relationships" xmlns:m="http://schemas.openxmlformats.org/officeDocument/2006/math" xmlns:v="urn:schemas-microsoft-com:vml" xmlns:wp14="http://schemas.microsoft.com/office/word/2010/wordprocessingDrawing" xmlns:wp="http://schemas.openxmlformats.org/drawingml/2006/wordprocessingDrawing" xmlns:w10="urn:schemas-microsoft-com:office:word" xmlns:w="http://schemas.openxmlformats.org/wordprocessingml/2006/main" xmlns:w14="http://schemas.microsoft.com/office/word/2010/wordml" xmlns:w15="http://schemas.microsoft.com/office/word/2012/wordml" xmlns:w16cex="http://schemas.microsoft.com/office/word/2018/wordml/cex" xmlns:w16cid="http://schemas.microsoft.com/office/word/2016/wordml/cid" xmlns:w16="http://schemas.microsoft.com/office/word/2018/wordml" xmlns:w16du="http://schemas.microsoft.com/office/word/2023/wordml/word16du" xmlns:w16sdtdh="http://schemas.microsoft.com/office/word/2020/wordml/sdtdatahash" xmlns:w16sdtfl="http://schemas.microsoft.com/office/word/2024/wordml/sdtformatlock" xmlns:w16se="http://schemas.microsoft.com/office/word/2015/wordml/symex" xmlns:wpg="http://schemas.microsoft.com/office/word/2010/wordprocessingGroup" xmlns:wpi="http://schemas.microsoft.com/office/word/2010/wordprocessingInk" xmlns:wne="http://schemas.microsoft.com/office/word/2006/wordml" xmlns:wps="http://schemas.microsoft.com/office/word/2010/wordprocessingShape" mc:Ignorable="w14 w15 w16se w16cid w16 w16cex w16sdtdh w16sdtfl w16du wp14">
   <w:p>
     <w:pPr>
@@ -26227,7 +26247,7 @@
 </w:ftr>
 </file>
 
-<file path=word/footer4.xml><?xml version="1.0" encoding="utf-8"?>
+<file path=word/footer3.xml><?xml version="1.0" encoding="utf-8"?>
 <w:ftr xmlns:wpc="http://schemas.microsoft.com/office/word/2010/wordprocessingCanvas" xmlns:cx="http://schemas.microsoft.com/office/drawing/2014/chartex" xmlns:cx1="http://schemas.microsoft.com/office/drawing/2015/9/8/chartex" xmlns:cx2="http://schemas.microsoft.com/office/drawing/2015/10/21/chartex" xmlns:cx3="http://schemas.microsoft.com/office/drawing/2016/5/9/chartex" xmlns:cx4="http://schemas.microsoft.com/office/drawing/2016/5/10/chartex" xmlns:cx5="http://schemas.microsoft.com/office/drawing/2016/5/11/chartex" xmlns:cx6="http://schemas.microsoft.com/office/drawing/2016/5/12/chartex" xmlns:cx7="http://schemas.microsoft.com/office/drawing/2016/5/13/chartex" xmlns:cx8="http://schemas.microsoft.com/office/drawing/2016/5/14/chartex" xmlns:mc="http://schemas.openxmlformats.org/markup-compatibility/2006" xmlns:aink="http://schemas.microsoft.com/office/drawing/2016/ink" xmlns:am3d="http://schemas.microsoft.com/office/drawing/2017/model3d" xmlns:o="urn:schemas-microsoft-com:office:office" xmlns:oel="http://schemas.microsoft.com/office/2019/extlst" xmlns:r="http://schemas.openxmlformats.org/officeDocument/2006/relationships" xmlns:m="http://schemas.openxmlformats.org/officeDocument/2006/math" xmlns:v="urn:schemas-microsoft-com:vml" xmlns:wp14="http://schemas.microsoft.com/office/word/2010/wordprocessingDrawing" xmlns:wp="http://schemas.openxmlformats.org/drawingml/2006/wordprocessingDrawing" xmlns:w10="urn:schemas-microsoft-com:office:word" xmlns:w="http://schemas.openxmlformats.org/wordprocessingml/2006/main" xmlns:w14="http://schemas.microsoft.com/office/word/2010/wordml" xmlns:w15="http://schemas.microsoft.com/office/word/2012/wordml" xmlns:w16cex="http://schemas.microsoft.com/office/word/2018/wordml/cex" xmlns:w16cid="http://schemas.microsoft.com/office/word/2016/wordml/cid" xmlns:w16="http://schemas.microsoft.com/office/word/2018/wordml" xmlns:w16du="http://schemas.microsoft.com/office/word/2023/wordml/word16du" xmlns:w16sdtdh="http://schemas.microsoft.com/office/word/2020/wordml/sdtdatahash" xmlns:w16sdtfl="http://schemas.microsoft.com/office/word/2024/wordml/sdtformatlock" xmlns:w16se="http://schemas.microsoft.com/office/word/2015/wordml/symex" xmlns:wpg="http://schemas.microsoft.com/office/word/2010/wordprocessingGroup" xmlns:wpi="http://schemas.microsoft.com/office/word/2010/wordprocessingInk" xmlns:wne="http://schemas.microsoft.com/office/word/2006/wordml" xmlns:wps="http://schemas.microsoft.com/office/word/2010/wordprocessingShape" mc:Ignorable="w14 w15 w16se w16cid w16 w16cex w16sdtdh w16sdtfl w16du wp14">
   <w:p>
     <w:pPr>
@@ -26355,7 +26375,7 @@
 </w:ftr>
 </file>
 
-<file path=word/footer5.xml><?xml version="1.0" encoding="utf-8"?>
+<file path=word/footer4.xml><?xml version="1.0" encoding="utf-8"?>
 <w:ftr xmlns:wpc="http://schemas.microsoft.com/office/word/2010/wordprocessingCanvas" xmlns:cx="http://schemas.microsoft.com/office/drawing/2014/chartex" xmlns:cx1="http://schemas.microsoft.com/office/drawing/2015/9/8/chartex" xmlns:cx2="http://schemas.microsoft.com/office/drawing/2015/10/21/chartex" xmlns:cx3="http://schemas.microsoft.com/office/drawing/2016/5/9/chartex" xmlns:cx4="http://schemas.microsoft.com/office/drawing/2016/5/10/chartex" xmlns:cx5="http://schemas.microsoft.com/office/drawing/2016/5/11/chartex" xmlns:cx6="http://schemas.microsoft.com/office/drawing/2016/5/12/chartex" xmlns:cx7="http://schemas.microsoft.com/office/drawing/2016/5/13/chartex" xmlns:cx8="http://schemas.microsoft.com/office/drawing/2016/5/14/chartex" xmlns:mc="http://schemas.openxmlformats.org/markup-compatibility/2006" xmlns:aink="http://schemas.microsoft.com/office/drawing/2016/ink" xmlns:am3d="http://schemas.microsoft.com/office/drawing/2017/model3d" xmlns:o="urn:schemas-microsoft-com:office:office" xmlns:oel="http://schemas.microsoft.com/office/2019/extlst" xmlns:r="http://schemas.openxmlformats.org/officeDocument/2006/relationships" xmlns:m="http://schemas.openxmlformats.org/officeDocument/2006/math" xmlns:v="urn:schemas-microsoft-com:vml" xmlns:wp14="http://schemas.microsoft.com/office/word/2010/wordprocessingDrawing" xmlns:wp="http://schemas.openxmlformats.org/drawingml/2006/wordprocessingDrawing" xmlns:w10="urn:schemas-microsoft-com:office:word" xmlns:w="http://schemas.openxmlformats.org/wordprocessingml/2006/main" xmlns:w14="http://schemas.microsoft.com/office/word/2010/wordml" xmlns:w15="http://schemas.microsoft.com/office/word/2012/wordml" xmlns:w16cex="http://schemas.microsoft.com/office/word/2018/wordml/cex" xmlns:w16cid="http://schemas.microsoft.com/office/word/2016/wordml/cid" xmlns:w16="http://schemas.microsoft.com/office/word/2018/wordml" xmlns:w16du="http://schemas.microsoft.com/office/word/2023/wordml/word16du" xmlns:w16sdtdh="http://schemas.microsoft.com/office/word/2020/wordml/sdtdatahash" xmlns:w16sdtfl="http://schemas.microsoft.com/office/word/2024/wordml/sdtformatlock" xmlns:w16se="http://schemas.microsoft.com/office/word/2015/wordml/symex" xmlns:wpg="http://schemas.microsoft.com/office/word/2010/wordprocessingGroup" xmlns:wpi="http://schemas.microsoft.com/office/word/2010/wordprocessingInk" xmlns:wne="http://schemas.microsoft.com/office/word/2006/wordml" xmlns:wps="http://schemas.microsoft.com/office/word/2010/wordprocessingShape" mc:Ignorable="w14 w15 w16se w16cid w16 w16cex w16sdtdh w16sdtfl w16du wp14">
   <w:p>
     <w:pPr>
@@ -26483,7 +26503,7 @@
 </w:ftr>
 </file>
 
-<file path=word/footer6.xml><?xml version="1.0" encoding="utf-8"?>
+<file path=word/footer5.xml><?xml version="1.0" encoding="utf-8"?>
 <w:ftr xmlns:wpc="http://schemas.microsoft.com/office/word/2010/wordprocessingCanvas" xmlns:cx="http://schemas.microsoft.com/office/drawing/2014/chartex" xmlns:cx1="http://schemas.microsoft.com/office/drawing/2015/9/8/chartex" xmlns:cx2="http://schemas.microsoft.com/office/drawing/2015/10/21/chartex" xmlns:cx3="http://schemas.microsoft.com/office/drawing/2016/5/9/chartex" xmlns:cx4="http://schemas.microsoft.com/office/drawing/2016/5/10/chartex" xmlns:cx5="http://schemas.microsoft.com/office/drawing/2016/5/11/chartex" xmlns:cx6="http://schemas.microsoft.com/office/drawing/2016/5/12/chartex" xmlns:cx7="http://schemas.microsoft.com/office/drawing/2016/5/13/chartex" xmlns:cx8="http://schemas.microsoft.com/office/drawing/2016/5/14/chartex" xmlns:mc="http://schemas.openxmlformats.org/markup-compatibility/2006" xmlns:aink="http://schemas.microsoft.com/office/drawing/2016/ink" xmlns:am3d="http://schemas.microsoft.com/office/drawing/2017/model3d" xmlns:o="urn:schemas-microsoft-com:office:office" xmlns:oel="http://schemas.microsoft.com/office/2019/extlst" xmlns:r="http://schemas.openxmlformats.org/officeDocument/2006/relationships" xmlns:m="http://schemas.openxmlformats.org/officeDocument/2006/math" xmlns:v="urn:schemas-microsoft-com:vml" xmlns:wp14="http://schemas.microsoft.com/office/word/2010/wordprocessingDrawing" xmlns:wp="http://schemas.openxmlformats.org/drawingml/2006/wordprocessingDrawing" xmlns:w10="urn:schemas-microsoft-com:office:word" xmlns:w="http://schemas.openxmlformats.org/wordprocessingml/2006/main" xmlns:w14="http://schemas.microsoft.com/office/word/2010/wordml" xmlns:w15="http://schemas.microsoft.com/office/word/2012/wordml" xmlns:w16cex="http://schemas.microsoft.com/office/word/2018/wordml/cex" xmlns:w16cid="http://schemas.microsoft.com/office/word/2016/wordml/cid" xmlns:w16="http://schemas.microsoft.com/office/word/2018/wordml" xmlns:w16du="http://schemas.microsoft.com/office/word/2023/wordml/word16du" xmlns:w16sdtdh="http://schemas.microsoft.com/office/word/2020/wordml/sdtdatahash" xmlns:w16sdtfl="http://schemas.microsoft.com/office/word/2024/wordml/sdtformatlock" xmlns:w16se="http://schemas.microsoft.com/office/word/2015/wordml/symex" xmlns:wpg="http://schemas.microsoft.com/office/word/2010/wordprocessingGroup" xmlns:wpi="http://schemas.microsoft.com/office/word/2010/wordprocessingInk" xmlns:wne="http://schemas.microsoft.com/office/word/2006/wordml" xmlns:wps="http://schemas.microsoft.com/office/word/2010/wordprocessingShape" mc:Ignorable="w14 w15 w16se w16cid w16 w16cex w16sdtdh w16sdtfl w16du wp14">
   <w:p>
     <w:pPr>
@@ -26611,7 +26631,7 @@
 </w:ftr>
 </file>
 
-<file path=word/footer7.xml><?xml version="1.0" encoding="utf-8"?>
+<file path=word/footer6.xml><?xml version="1.0" encoding="utf-8"?>
 <w:ftr xmlns:wpc="http://schemas.microsoft.com/office/word/2010/wordprocessingCanvas" xmlns:cx="http://schemas.microsoft.com/office/drawing/2014/chartex" xmlns:cx1="http://schemas.microsoft.com/office/drawing/2015/9/8/chartex" xmlns:cx2="http://schemas.microsoft.com/office/drawing/2015/10/21/chartex" xmlns:cx3="http://schemas.microsoft.com/office/drawing/2016/5/9/chartex" xmlns:cx4="http://schemas.microsoft.com/office/drawing/2016/5/10/chartex" xmlns:cx5="http://schemas.microsoft.com/office/drawing/2016/5/11/chartex" xmlns:cx6="http://schemas.microsoft.com/office/drawing/2016/5/12/chartex" xmlns:cx7="http://schemas.microsoft.com/office/drawing/2016/5/13/chartex" xmlns:cx8="http://schemas.microsoft.com/office/drawing/2016/5/14/chartex" xmlns:mc="http://schemas.openxmlformats.org/markup-compatibility/2006" xmlns:aink="http://schemas.microsoft.com/office/drawing/2016/ink" xmlns:am3d="http://schemas.microsoft.com/office/drawing/2017/model3d" xmlns:o="urn:schemas-microsoft-com:office:office" xmlns:oel="http://schemas.microsoft.com/office/2019/extlst" xmlns:r="http://schemas.openxmlformats.org/officeDocument/2006/relationships" xmlns:m="http://schemas.openxmlformats.org/officeDocument/2006/math" xmlns:v="urn:schemas-microsoft-com:vml" xmlns:wp14="http://schemas.microsoft.com/office/word/2010/wordprocessingDrawing" xmlns:wp="http://schemas.openxmlformats.org/drawingml/2006/wordprocessingDrawing" xmlns:w10="urn:schemas-microsoft-com:office:word" xmlns:w="http://schemas.openxmlformats.org/wordprocessingml/2006/main" xmlns:w14="http://schemas.microsoft.com/office/word/2010/wordml" xmlns:w15="http://schemas.microsoft.com/office/word/2012/wordml" xmlns:w16cex="http://schemas.microsoft.com/office/word/2018/wordml/cex" xmlns:w16cid="http://schemas.microsoft.com/office/word/2016/wordml/cid" xmlns:w16="http://schemas.microsoft.com/office/word/2018/wordml" xmlns:w16du="http://schemas.microsoft.com/office/word/2023/wordml/word16du" xmlns:w16sdtdh="http://schemas.microsoft.com/office/word/2020/wordml/sdtdatahash" xmlns:w16sdtfl="http://schemas.microsoft.com/office/word/2024/wordml/sdtformatlock" xmlns:w16se="http://schemas.microsoft.com/office/word/2015/wordml/symex" xmlns:wpg="http://schemas.microsoft.com/office/word/2010/wordprocessingGroup" xmlns:wpi="http://schemas.microsoft.com/office/word/2010/wordprocessingInk" xmlns:wne="http://schemas.microsoft.com/office/word/2006/wordml" xmlns:wps="http://schemas.microsoft.com/office/word/2010/wordprocessingShape" mc:Ignorable="w14 w15 w16se w16cid w16 w16cex w16sdtdh w16sdtfl w16du wp14">
   <w:p>
     <w:pPr>
@@ -26764,16 +26784,6 @@
     <w:pPr>
       <w:pStyle w:val="ab"/>
     </w:pPr>
-  </w:p>
-</w:hdr>
-</file>
-
-<file path=word/header2.xml><?xml version="1.0" encoding="utf-8"?>
-<w:hdr xmlns:wpc="http://schemas.microsoft.com/office/word/2010/wordprocessingCanvas" xmlns:cx="http://schemas.microsoft.com/office/drawing/2014/chartex" xmlns:cx1="http://schemas.microsoft.com/office/drawing/2015/9/8/chartex" xmlns:cx2="http://schemas.microsoft.com/office/drawing/2015/10/21/chartex" xmlns:cx3="http://schemas.microsoft.com/office/drawing/2016/5/9/chartex" xmlns:cx4="http://schemas.microsoft.com/office/drawing/2016/5/10/chartex" xmlns:cx5="http://schemas.microsoft.com/office/drawing/2016/5/11/chartex" xmlns:cx6="http://schemas.microsoft.com/office/drawing/2016/5/12/chartex" xmlns:cx7="http://schemas.microsoft.com/office/drawing/2016/5/13/chartex" xmlns:cx8="http://schemas.microsoft.com/office/drawing/2016/5/14/chartex" xmlns:mc="http://schemas.openxmlformats.org/markup-compatibility/2006" xmlns:aink="http://schemas.microsoft.com/office/drawing/2016/ink" xmlns:am3d="http://schemas.microsoft.com/office/drawing/2017/model3d" xmlns:o="urn:schemas-microsoft-com:office:office" xmlns:oel="http://schemas.microsoft.com/office/2019/extlst" xmlns:r="http://schemas.openxmlformats.org/officeDocument/2006/relationships" xmlns:m="http://schemas.openxmlformats.org/officeDocument/2006/math" xmlns:v="urn:schemas-microsoft-com:vml" xmlns:wp14="http://schemas.microsoft.com/office/word/2010/wordprocessingDrawing" xmlns:wp="http://schemas.openxmlformats.org/drawingml/2006/wordprocessingDrawing" xmlns:w10="urn:schemas-microsoft-com:office:word" xmlns:w="http://schemas.openxmlformats.org/wordprocessingml/2006/main" xmlns:w14="http://schemas.microsoft.com/office/word/2010/wordml" xmlns:w15="http://schemas.microsoft.com/office/word/2012/wordml" xmlns:w16cex="http://schemas.microsoft.com/office/word/2018/wordml/cex" xmlns:w16cid="http://schemas.microsoft.com/office/word/2016/wordml/cid" xmlns:w16="http://schemas.microsoft.com/office/word/2018/wordml" xmlns:w16du="http://schemas.microsoft.com/office/word/2023/wordml/word16du" xmlns:w16sdtdh="http://schemas.microsoft.com/office/word/2020/wordml/sdtdatahash" xmlns:w16sdtfl="http://schemas.microsoft.com/office/word/2024/wordml/sdtformatlock" xmlns:w16se="http://schemas.microsoft.com/office/word/2015/wordml/symex" xmlns:wpg="http://schemas.microsoft.com/office/word/2010/wordprocessingGroup" xmlns:wpi="http://schemas.microsoft.com/office/word/2010/wordprocessingInk" xmlns:wne="http://schemas.microsoft.com/office/word/2006/wordml" xmlns:wps="http://schemas.microsoft.com/office/word/2010/wordprocessingShape" mc:Ignorable="w14 w15 w16se w16cid w16 w16cex w16sdtdh w16sdtfl w16du wp14">
-  <w:p>
-    <w:pPr>
-      <w:pStyle w:val="ab"/>
-    </w:pPr>
     <w:r>
       <w:rPr>
         <w:noProof/>
@@ -26829,7 +26839,7 @@
 </w:hdr>
 </file>
 
-<file path=word/header3.xml><?xml version="1.0" encoding="utf-8"?>
+<file path=word/header2.xml><?xml version="1.0" encoding="utf-8"?>
 <w:hdr xmlns:wpc="http://schemas.microsoft.com/office/word/2010/wordprocessingCanvas" xmlns:cx="http://schemas.microsoft.com/office/drawing/2014/chartex" xmlns:cx1="http://schemas.microsoft.com/office/drawing/2015/9/8/chartex" xmlns:cx2="http://schemas.microsoft.com/office/drawing/2015/10/21/chartex" xmlns:cx3="http://schemas.microsoft.com/office/drawing/2016/5/9/chartex" xmlns:cx4="http://schemas.microsoft.com/office/drawing/2016/5/10/chartex" xmlns:cx5="http://schemas.microsoft.com/office/drawing/2016/5/11/chartex" xmlns:cx6="http://schemas.microsoft.com/office/drawing/2016/5/12/chartex" xmlns:cx7="http://schemas.microsoft.com/office/drawing/2016/5/13/chartex" xmlns:cx8="http://schemas.microsoft.com/office/drawing/2016/5/14/chartex" xmlns:mc="http://schemas.openxmlformats.org/markup-compatibility/2006" xmlns:aink="http://schemas.microsoft.com/office/drawing/2016/ink" xmlns:am3d="http://schemas.microsoft.com/office/drawing/2017/model3d" xmlns:o="urn:schemas-microsoft-com:office:office" xmlns:oel="http://schemas.microsoft.com/office/2019/extlst" xmlns:r="http://schemas.openxmlformats.org/officeDocument/2006/relationships" xmlns:m="http://schemas.openxmlformats.org/officeDocument/2006/math" xmlns:v="urn:schemas-microsoft-com:vml" xmlns:wp14="http://schemas.microsoft.com/office/word/2010/wordprocessingDrawing" xmlns:wp="http://schemas.openxmlformats.org/drawingml/2006/wordprocessingDrawing" xmlns:w10="urn:schemas-microsoft-com:office:word" xmlns:w="http://schemas.openxmlformats.org/wordprocessingml/2006/main" xmlns:w14="http://schemas.microsoft.com/office/word/2010/wordml" xmlns:w15="http://schemas.microsoft.com/office/word/2012/wordml" xmlns:w16cex="http://schemas.microsoft.com/office/word/2018/wordml/cex" xmlns:w16cid="http://schemas.microsoft.com/office/word/2016/wordml/cid" xmlns:w16="http://schemas.microsoft.com/office/word/2018/wordml" xmlns:w16du="http://schemas.microsoft.com/office/word/2023/wordml/word16du" xmlns:w16sdtdh="http://schemas.microsoft.com/office/word/2020/wordml/sdtdatahash" xmlns:w16sdtfl="http://schemas.microsoft.com/office/word/2024/wordml/sdtformatlock" xmlns:w16se="http://schemas.microsoft.com/office/word/2015/wordml/symex" xmlns:wpg="http://schemas.microsoft.com/office/word/2010/wordprocessingGroup" xmlns:wpi="http://schemas.microsoft.com/office/word/2010/wordprocessingInk" xmlns:wne="http://schemas.microsoft.com/office/word/2006/wordml" xmlns:wps="http://schemas.microsoft.com/office/word/2010/wordprocessingShape" mc:Ignorable="w14 w15 w16se w16cid w16 w16cex w16sdtdh w16sdtfl w16du wp14">
   <w:tbl>
     <w:tblPr>
@@ -26887,7 +26897,7 @@
 </w:hdr>
 </file>
 
-<file path=word/header4.xml><?xml version="1.0" encoding="utf-8"?>
+<file path=word/header3.xml><?xml version="1.0" encoding="utf-8"?>
 <w:hdr xmlns:wpc="http://schemas.microsoft.com/office/word/2010/wordprocessingCanvas" xmlns:cx="http://schemas.microsoft.com/office/drawing/2014/chartex" xmlns:cx1="http://schemas.microsoft.com/office/drawing/2015/9/8/chartex" xmlns:cx2="http://schemas.microsoft.com/office/drawing/2015/10/21/chartex" xmlns:cx3="http://schemas.microsoft.com/office/drawing/2016/5/9/chartex" xmlns:cx4="http://schemas.microsoft.com/office/drawing/2016/5/10/chartex" xmlns:cx5="http://schemas.microsoft.com/office/drawing/2016/5/11/chartex" xmlns:cx6="http://schemas.microsoft.com/office/drawing/2016/5/12/chartex" xmlns:cx7="http://schemas.microsoft.com/office/drawing/2016/5/13/chartex" xmlns:cx8="http://schemas.microsoft.com/office/drawing/2016/5/14/chartex" xmlns:mc="http://schemas.openxmlformats.org/markup-compatibility/2006" xmlns:aink="http://schemas.microsoft.com/office/drawing/2016/ink" xmlns:am3d="http://schemas.microsoft.com/office/drawing/2017/model3d" xmlns:o="urn:schemas-microsoft-com:office:office" xmlns:oel="http://schemas.microsoft.com/office/2019/extlst" xmlns:r="http://schemas.openxmlformats.org/officeDocument/2006/relationships" xmlns:m="http://schemas.openxmlformats.org/officeDocument/2006/math" xmlns:v="urn:schemas-microsoft-com:vml" xmlns:wp14="http://schemas.microsoft.com/office/word/2010/wordprocessingDrawing" xmlns:wp="http://schemas.openxmlformats.org/drawingml/2006/wordprocessingDrawing" xmlns:w10="urn:schemas-microsoft-com:office:word" xmlns:w="http://schemas.openxmlformats.org/wordprocessingml/2006/main" xmlns:w14="http://schemas.microsoft.com/office/word/2010/wordml" xmlns:w15="http://schemas.microsoft.com/office/word/2012/wordml" xmlns:w16cex="http://schemas.microsoft.com/office/word/2018/wordml/cex" xmlns:w16cid="http://schemas.microsoft.com/office/word/2016/wordml/cid" xmlns:w16="http://schemas.microsoft.com/office/word/2018/wordml" xmlns:w16du="http://schemas.microsoft.com/office/word/2023/wordml/word16du" xmlns:w16sdtdh="http://schemas.microsoft.com/office/word/2020/wordml/sdtdatahash" xmlns:w16sdtfl="http://schemas.microsoft.com/office/word/2024/wordml/sdtformatlock" xmlns:w16se="http://schemas.microsoft.com/office/word/2015/wordml/symex" xmlns:wpg="http://schemas.microsoft.com/office/word/2010/wordprocessingGroup" xmlns:wpi="http://schemas.microsoft.com/office/word/2010/wordprocessingInk" xmlns:wne="http://schemas.microsoft.com/office/word/2006/wordml" xmlns:wps="http://schemas.microsoft.com/office/word/2010/wordprocessingShape" mc:Ignorable="w14 w15 w16se w16cid w16 w16cex w16sdtdh w16sdtfl w16du wp14">
   <w:p>
     <w:pPr>
@@ -26948,7 +26958,7 @@
 </w:hdr>
 </file>
 
-<file path=word/header5.xml><?xml version="1.0" encoding="utf-8"?>
+<file path=word/header4.xml><?xml version="1.0" encoding="utf-8"?>
 <w:hdr xmlns:wpc="http://schemas.microsoft.com/office/word/2010/wordprocessingCanvas" xmlns:cx="http://schemas.microsoft.com/office/drawing/2014/chartex" xmlns:cx1="http://schemas.microsoft.com/office/drawing/2015/9/8/chartex" xmlns:cx2="http://schemas.microsoft.com/office/drawing/2015/10/21/chartex" xmlns:cx3="http://schemas.microsoft.com/office/drawing/2016/5/9/chartex" xmlns:cx4="http://schemas.microsoft.com/office/drawing/2016/5/10/chartex" xmlns:cx5="http://schemas.microsoft.com/office/drawing/2016/5/11/chartex" xmlns:cx6="http://schemas.microsoft.com/office/drawing/2016/5/12/chartex" xmlns:cx7="http://schemas.microsoft.com/office/drawing/2016/5/13/chartex" xmlns:cx8="http://schemas.microsoft.com/office/drawing/2016/5/14/chartex" xmlns:mc="http://schemas.openxmlformats.org/markup-compatibility/2006" xmlns:aink="http://schemas.microsoft.com/office/drawing/2016/ink" xmlns:am3d="http://schemas.microsoft.com/office/drawing/2017/model3d" xmlns:o="urn:schemas-microsoft-com:office:office" xmlns:oel="http://schemas.microsoft.com/office/2019/extlst" xmlns:r="http://schemas.openxmlformats.org/officeDocument/2006/relationships" xmlns:m="http://schemas.openxmlformats.org/officeDocument/2006/math" xmlns:v="urn:schemas-microsoft-com:vml" xmlns:wp14="http://schemas.microsoft.com/office/word/2010/wordprocessingDrawing" xmlns:wp="http://schemas.openxmlformats.org/drawingml/2006/wordprocessingDrawing" xmlns:w10="urn:schemas-microsoft-com:office:word" xmlns:w="http://schemas.openxmlformats.org/wordprocessingml/2006/main" xmlns:w14="http://schemas.microsoft.com/office/word/2010/wordml" xmlns:w15="http://schemas.microsoft.com/office/word/2012/wordml" xmlns:w16cex="http://schemas.microsoft.com/office/word/2018/wordml/cex" xmlns:w16cid="http://schemas.microsoft.com/office/word/2016/wordml/cid" xmlns:w16="http://schemas.microsoft.com/office/word/2018/wordml" xmlns:w16du="http://schemas.microsoft.com/office/word/2023/wordml/word16du" xmlns:w16sdtdh="http://schemas.microsoft.com/office/word/2020/wordml/sdtdatahash" xmlns:w16sdtfl="http://schemas.microsoft.com/office/word/2024/wordml/sdtformatlock" xmlns:w16se="http://schemas.microsoft.com/office/word/2015/wordml/symex" xmlns:wpg="http://schemas.microsoft.com/office/word/2010/wordprocessingGroup" xmlns:wpi="http://schemas.microsoft.com/office/word/2010/wordprocessingInk" xmlns:wne="http://schemas.microsoft.com/office/word/2006/wordml" xmlns:wps="http://schemas.microsoft.com/office/word/2010/wordprocessingShape" mc:Ignorable="w14 w15 w16se w16cid w16 w16cex w16sdtdh w16sdtfl w16du wp14">
   <w:tbl>
     <w:tblPr>
@@ -27006,7 +27016,7 @@
 </w:hdr>
 </file>
 
-<file path=word/header6.xml><?xml version="1.0" encoding="utf-8"?>
+<file path=word/header5.xml><?xml version="1.0" encoding="utf-8"?>
 <w:hdr xmlns:wpc="http://schemas.microsoft.com/office/word/2010/wordprocessingCanvas" xmlns:cx="http://schemas.microsoft.com/office/drawing/2014/chartex" xmlns:cx1="http://schemas.microsoft.com/office/drawing/2015/9/8/chartex" xmlns:cx2="http://schemas.microsoft.com/office/drawing/2015/10/21/chartex" xmlns:cx3="http://schemas.microsoft.com/office/drawing/2016/5/9/chartex" xmlns:cx4="http://schemas.microsoft.com/office/drawing/2016/5/10/chartex" xmlns:cx5="http://schemas.microsoft.com/office/drawing/2016/5/11/chartex" xmlns:cx6="http://schemas.microsoft.com/office/drawing/2016/5/12/chartex" xmlns:cx7="http://schemas.microsoft.com/office/drawing/2016/5/13/chartex" xmlns:cx8="http://schemas.microsoft.com/office/drawing/2016/5/14/chartex" xmlns:mc="http://schemas.openxmlformats.org/markup-compatibility/2006" xmlns:aink="http://schemas.microsoft.com/office/drawing/2016/ink" xmlns:am3d="http://schemas.microsoft.com/office/drawing/2017/model3d" xmlns:o="urn:schemas-microsoft-com:office:office" xmlns:oel="http://schemas.microsoft.com/office/2019/extlst" xmlns:r="http://schemas.openxmlformats.org/officeDocument/2006/relationships" xmlns:m="http://schemas.openxmlformats.org/officeDocument/2006/math" xmlns:v="urn:schemas-microsoft-com:vml" xmlns:wp14="http://schemas.microsoft.com/office/word/2010/wordprocessingDrawing" xmlns:wp="http://schemas.openxmlformats.org/drawingml/2006/wordprocessingDrawing" xmlns:w10="urn:schemas-microsoft-com:office:word" xmlns:w="http://schemas.openxmlformats.org/wordprocessingml/2006/main" xmlns:w14="http://schemas.microsoft.com/office/word/2010/wordml" xmlns:w15="http://schemas.microsoft.com/office/word/2012/wordml" xmlns:w16cex="http://schemas.microsoft.com/office/word/2018/wordml/cex" xmlns:w16cid="http://schemas.microsoft.com/office/word/2016/wordml/cid" xmlns:w16="http://schemas.microsoft.com/office/word/2018/wordml" xmlns:w16du="http://schemas.microsoft.com/office/word/2023/wordml/word16du" xmlns:w16sdtdh="http://schemas.microsoft.com/office/word/2020/wordml/sdtdatahash" xmlns:w16sdtfl="http://schemas.microsoft.com/office/word/2024/wordml/sdtformatlock" xmlns:w16se="http://schemas.microsoft.com/office/word/2015/wordml/symex" xmlns:wpg="http://schemas.microsoft.com/office/word/2010/wordprocessingGroup" xmlns:wpi="http://schemas.microsoft.com/office/word/2010/wordprocessingInk" xmlns:wne="http://schemas.microsoft.com/office/word/2006/wordml" xmlns:wps="http://schemas.microsoft.com/office/word/2010/wordprocessingShape" mc:Ignorable="w14 w15 w16se w16cid w16 w16cex w16sdtdh w16sdtfl w16du wp14">
   <w:p>
     <w:pPr>
@@ -27067,7 +27077,7 @@
 </w:hdr>
 </file>
 
-<file path=word/header7.xml><?xml version="1.0" encoding="utf-8"?>
+<file path=word/header6.xml><?xml version="1.0" encoding="utf-8"?>
 <w:hdr xmlns:wpc="http://schemas.microsoft.com/office/word/2010/wordprocessingCanvas" xmlns:cx="http://schemas.microsoft.com/office/drawing/2014/chartex" xmlns:cx1="http://schemas.microsoft.com/office/drawing/2015/9/8/chartex" xmlns:cx2="http://schemas.microsoft.com/office/drawing/2015/10/21/chartex" xmlns:cx3="http://schemas.microsoft.com/office/drawing/2016/5/9/chartex" xmlns:cx4="http://schemas.microsoft.com/office/drawing/2016/5/10/chartex" xmlns:cx5="http://schemas.microsoft.com/office/drawing/2016/5/11/chartex" xmlns:cx6="http://schemas.microsoft.com/office/drawing/2016/5/12/chartex" xmlns:cx7="http://schemas.microsoft.com/office/drawing/2016/5/13/chartex" xmlns:cx8="http://schemas.microsoft.com/office/drawing/2016/5/14/chartex" xmlns:mc="http://schemas.openxmlformats.org/markup-compatibility/2006" xmlns:aink="http://schemas.microsoft.com/office/drawing/2016/ink" xmlns:am3d="http://schemas.microsoft.com/office/drawing/2017/model3d" xmlns:o="urn:schemas-microsoft-com:office:office" xmlns:oel="http://schemas.microsoft.com/office/2019/extlst" xmlns:r="http://schemas.openxmlformats.org/officeDocument/2006/relationships" xmlns:m="http://schemas.openxmlformats.org/officeDocument/2006/math" xmlns:v="urn:schemas-microsoft-com:vml" xmlns:wp14="http://schemas.microsoft.com/office/word/2010/wordprocessingDrawing" xmlns:wp="http://schemas.openxmlformats.org/drawingml/2006/wordprocessingDrawing" xmlns:w10="urn:schemas-microsoft-com:office:word" xmlns:w="http://schemas.openxmlformats.org/wordprocessingml/2006/main" xmlns:w14="http://schemas.microsoft.com/office/word/2010/wordml" xmlns:w15="http://schemas.microsoft.com/office/word/2012/wordml" xmlns:w16cex="http://schemas.microsoft.com/office/word/2018/wordml/cex" xmlns:w16cid="http://schemas.microsoft.com/office/word/2016/wordml/cid" xmlns:w16="http://schemas.microsoft.com/office/word/2018/wordml" xmlns:w16du="http://schemas.microsoft.com/office/word/2023/wordml/word16du" xmlns:w16sdtdh="http://schemas.microsoft.com/office/word/2020/wordml/sdtdatahash" xmlns:w16sdtfl="http://schemas.microsoft.com/office/word/2024/wordml/sdtformatlock" xmlns:w16se="http://schemas.microsoft.com/office/word/2015/wordml/symex" xmlns:wpg="http://schemas.microsoft.com/office/word/2010/wordprocessingGroup" xmlns:wpi="http://schemas.microsoft.com/office/word/2010/wordprocessingInk" xmlns:wne="http://schemas.microsoft.com/office/word/2006/wordml" xmlns:wps="http://schemas.microsoft.com/office/word/2010/wordprocessingShape" mc:Ignorable="w14 w15 w16se w16cid w16 w16cex w16sdtdh w16sdtfl w16du wp14">
   <w:tbl>
     <w:tblPr>
